--- a/Admin-sys/assets/docs/CV-DJIBO-Mamadou-FR.docx
+++ b/Admin-sys/assets/docs/CV-DJIBO-Mamadou-FR.docx
@@ -5,14 +5,7 @@
     <w:p>
       <w:pPr>
         <w:pStyle w:val="Titre"/>
-        <w:jc w:val="left"/>
-      </w:pPr>
-      <w:r>
-        <w:rPr>
-          <w:w w:val="105"/>
-        </w:rPr>
-        <w:t xml:space="preserve">                  </w:t>
-      </w:r>
+      </w:pPr>
       <w:r>
         <w:rPr>
           <w:w w:val="105"/>
@@ -37,8 +30,10 @@
     <w:p>
       <w:pPr>
         <w:spacing w:before="184"/>
-        <w:ind w:left="1440" w:right="583"/>
-        <w:rPr>
+        <w:ind w:left="300" w:right="583"/>
+        <w:jc w:val="center"/>
+        <w:rPr>
+          <w:rFonts w:ascii="Arial" w:hAnsi="Arial"/>
           <w:b/>
           <w:sz w:val="34"/>
         </w:rPr>
@@ -48,14 +43,31 @@
           <w:b/>
           <w:sz w:val="34"/>
         </w:rPr>
-        <w:t xml:space="preserve">  </w:t>
-      </w:r>
-      <w:r>
-        <w:rPr>
-          <w:b/>
+        <w:t>Ingénieur</w:t>
+      </w:r>
+      <w:r>
+        <w:rPr>
+          <w:b/>
+          <w:spacing w:val="-19"/>
           <w:sz w:val="34"/>
         </w:rPr>
-        <w:t xml:space="preserve">Ingénieur Cybersécurité | Analyste SOC Junior  </w:t>
+        <w:t xml:space="preserve"> </w:t>
+      </w:r>
+      <w:r>
+        <w:rPr>
+          <w:rFonts w:ascii="Arial" w:hAnsi="Arial"/>
+          <w:b/>
+          <w:sz w:val="34"/>
+        </w:rPr>
+        <w:t>Cybersécurité | Système</w:t>
+      </w:r>
+      <w:r>
+        <w:rPr>
+          <w:rFonts w:ascii="Arial" w:hAnsi="Arial"/>
+          <w:b/>
+          <w:sz w:val="34"/>
+        </w:rPr>
+        <w:t xml:space="preserve"> &amp; Réseaux</w:t>
       </w:r>
     </w:p>
     <w:p>
@@ -63,12 +75,14 @@
         <w:pStyle w:val="Corpsdetexte"/>
         <w:spacing w:before="0"/>
         <w:rPr>
+          <w:rFonts w:ascii="Arial"/>
           <w:b/>
           <w:sz w:val="9"/>
         </w:rPr>
       </w:pPr>
       <w:r>
         <w:rPr>
+          <w:rFonts w:ascii="Arial"/>
           <w:b/>
           <w:noProof/>
           <w:sz w:val="9"/>
@@ -76,7 +90,7 @@
         <mc:AlternateContent>
           <mc:Choice Requires="wps">
             <w:drawing>
-              <wp:anchor distT="0" distB="0" distL="0" distR="0" simplePos="0" relativeHeight="251641856" behindDoc="1" locked="0" layoutInCell="1" allowOverlap="1" wp14:anchorId="14BF070A" wp14:editId="7F7DBCF2">
+              <wp:anchor distT="0" distB="0" distL="0" distR="0" simplePos="0" relativeHeight="487587840" behindDoc="1" locked="0" layoutInCell="1" allowOverlap="1" wp14:anchorId="14BF070A" wp14:editId="7F7DBCF2">
                 <wp:simplePos x="0" y="0"/>
                 <wp:positionH relativeFrom="page">
                   <wp:posOffset>450317</wp:posOffset>
@@ -140,7 +154,7 @@
           </mc:Choice>
           <mc:Fallback>
             <w:pict>
-              <v:shape w14:anchorId="7CA6F33E" id="Graphic 1" o:spid="_x0000_s1026" style="position:absolute;margin-left:35.45pt;margin-top:6.4pt;width:523.7pt;height:.1pt;z-index:-251674624;visibility:visible;mso-wrap-style:square;mso-wrap-distance-left:0;mso-wrap-distance-top:0;mso-wrap-distance-right:0;mso-wrap-distance-bottom:0;mso-position-horizontal:absolute;mso-position-horizontal-relative:page;mso-position-vertical:absolute;mso-position-vertical-relative:text;v-text-anchor:top" coordsize="6650990,1270" o:gfxdata="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" path="m,l6650426,e" filled="f" strokecolor="#1d1d1d" strokeweight=".26456mm">
+              <v:shape w14:anchorId="01663719" id="Graphic 1" o:spid="_x0000_s1026" style="position:absolute;margin-left:35.45pt;margin-top:6.4pt;width:523.7pt;height:.1pt;z-index:-15728640;visibility:visible;mso-wrap-style:square;mso-wrap-distance-left:0;mso-wrap-distance-top:0;mso-wrap-distance-right:0;mso-wrap-distance-bottom:0;mso-position-horizontal:absolute;mso-position-horizontal-relative:page;mso-position-vertical:absolute;mso-position-vertical-relative:text;v-text-anchor:top" coordsize="6650990,1270" o:gfxdata="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" path="m,l6650426,e" filled="f" strokecolor="#1d1d1d" strokeweight=".26456mm">
                 <v:path arrowok="t"/>
                 <w10:wrap type="topAndBottom" anchorx="page"/>
               </v:shape>
@@ -154,46 +168,18 @@
         <w:pStyle w:val="Corps"/>
         <w:widowControl w:val="0"/>
         <w:spacing w:line="240" w:lineRule="auto"/>
-        <w:ind w:left="2160" w:firstLine="720"/>
-        <w:rPr>
-          <w:rFonts w:ascii="Trebuchet MS" w:hAnsi="Trebuchet MS"/>
-        </w:rPr>
-      </w:pPr>
-      <w:r>
-        <w:rPr>
-          <w:rFonts w:ascii="Trebuchet MS" w:hAnsi="Trebuchet MS"/>
-        </w:rPr>
-        <w:t>301 Quai Aux Fleurs</w:t>
-      </w:r>
-      <w:r>
-        <w:rPr>
-          <w:rFonts w:ascii="Trebuchet MS" w:hAnsi="Trebuchet MS"/>
-        </w:rPr>
-        <w:t xml:space="preserve">, </w:t>
-      </w:r>
-      <w:r>
-        <w:rPr>
-          <w:rFonts w:ascii="Trebuchet MS" w:hAnsi="Trebuchet MS"/>
-        </w:rPr>
-        <w:t>91000</w:t>
-      </w:r>
-      <w:r>
-        <w:rPr>
-          <w:rFonts w:ascii="Trebuchet MS" w:hAnsi="Trebuchet MS"/>
-        </w:rPr>
-        <w:t xml:space="preserve"> </w:t>
-      </w:r>
-      <w:r>
-        <w:rPr>
-          <w:rFonts w:ascii="Trebuchet MS" w:hAnsi="Trebuchet MS"/>
-        </w:rPr>
-        <w:t>Evry-Courcouronnes</w:t>
-      </w:r>
-      <w:r>
-        <w:rPr>
-          <w:rFonts w:ascii="Trebuchet MS" w:hAnsi="Trebuchet MS"/>
-        </w:rPr>
-        <w:t xml:space="preserve"> </w:t>
+        <w:jc w:val="center"/>
+        <w:rPr>
+          <w:rStyle w:val="Aucun"/>
+          <w:rFonts w:ascii="Trebuchet MS" w:eastAsia="Poppins Bold" w:hAnsi="Trebuchet MS" w:cs="Poppins Bold"/>
+        </w:rPr>
+      </w:pPr>
+      <w:r>
+        <w:rPr>
+          <w:rStyle w:val="Aucun"/>
+          <w:rFonts w:ascii="Trebuchet MS" w:eastAsia="Poppins Bold" w:hAnsi="Trebuchet MS" w:cs="Poppins Bold"/>
+        </w:rPr>
+        <w:t>301 Quai Aux Fleurs, 91000 Evry-Courcouronnes</w:t>
       </w:r>
     </w:p>
     <w:p>
@@ -201,19 +187,11 @@
         <w:pStyle w:val="Corps"/>
         <w:widowControl w:val="0"/>
         <w:spacing w:line="240" w:lineRule="auto"/>
-        <w:rPr>
-          <w:rFonts w:ascii="Trebuchet MS" w:hAnsi="Trebuchet MS"/>
-          <w:color w:val="auto"/>
-          <w:u w:val="single"/>
-        </w:rPr>
-      </w:pPr>
-      <w:r>
-        <w:rPr>
-          <w:rFonts w:ascii="Trebuchet MS" w:hAnsi="Trebuchet MS"/>
-          <w:color w:val="000000" w:themeColor="text1"/>
-        </w:rPr>
-        <w:t xml:space="preserve">              </w:t>
-      </w:r>
+        <w:jc w:val="center"/>
+        <w:rPr>
+          <w:w w:val="80"/>
+        </w:rPr>
+      </w:pPr>
       <w:hyperlink r:id="rId5" w:history="1">
         <w:r>
           <w:rPr>
@@ -224,42 +202,37 @@
         </w:r>
       </w:hyperlink>
       <w:r>
-        <w:rPr>
-          <w:rFonts w:ascii="Trebuchet MS" w:hAnsi="Trebuchet MS"/>
-          <w:color w:val="000000" w:themeColor="text1"/>
-          <w:spacing w:val="-17"/>
-        </w:rPr>
         <w:t xml:space="preserve">  </w:t>
       </w:r>
       <w:r>
         <w:rPr>
-          <w:rFonts w:ascii="Trebuchet MS" w:hAnsi="Trebuchet MS"/>
           <w:w w:val="80"/>
         </w:rPr>
         <w:t>|</w:t>
       </w:r>
       <w:r>
         <w:rPr>
-          <w:rFonts w:ascii="Trebuchet MS" w:hAnsi="Trebuchet MS"/>
+          <w:w w:val="80"/>
+        </w:rPr>
+        <w:t xml:space="preserve"> </w:t>
+      </w:r>
+      <w:r>
+        <w:rPr>
           <w:spacing w:val="-3"/>
           <w:w w:val="80"/>
         </w:rPr>
-        <w:t xml:space="preserve">  </w:t>
-      </w:r>
-      <w:r>
-        <w:rPr>
-          <w:rFonts w:ascii="Trebuchet MS" w:hAnsi="Trebuchet MS"/>
-        </w:rPr>
-        <w:t>0686504391 |</w:t>
-      </w:r>
-      <w:r>
-        <w:rPr>
-          <w:rFonts w:ascii="Trebuchet MS" w:hAnsi="Trebuchet MS"/>
-        </w:rPr>
+        <w:t xml:space="preserve"> </w:t>
+      </w:r>
+      <w:r>
+        <w:t>0686504391</w:t>
+      </w:r>
+      <w:r>
+        <w:t xml:space="preserve"> | </w:t>
+      </w:r>
+      <w:r>
         <w:t xml:space="preserve"> </w:t>
       </w:r>
       <w:hyperlink r:id="rId6" w:history="1">
-        <w:proofErr w:type="gramStart"/>
         <w:r>
           <w:rPr>
             <w:rStyle w:val="Lienhypertexte"/>
@@ -267,7 +240,6 @@
           </w:rPr>
           <w:t>LinkedIn:</w:t>
         </w:r>
-        <w:proofErr w:type="gramEnd"/>
         <w:r>
           <w:rPr>
             <w:rStyle w:val="Lienhypertexte"/>
@@ -276,38 +248,6 @@
           <w:t xml:space="preserve"> mamadoud-djibos227</w:t>
         </w:r>
       </w:hyperlink>
-      <w:r>
-        <w:t xml:space="preserve"> | </w:t>
-      </w:r>
-      <w:r>
-        <w:t xml:space="preserve"> </w:t>
-      </w:r>
-      <w:hyperlink r:id="rId7" w:history="1">
-        <w:r>
-          <w:rPr>
-            <w:rStyle w:val="Lienhypertexte"/>
-          </w:rPr>
-          <w:t>Portefolio</w:t>
-        </w:r>
-      </w:hyperlink>
-    </w:p>
-    <w:p>
-      <w:pPr>
-        <w:pStyle w:val="Corpsdetexte"/>
-        <w:spacing w:before="8"/>
-        <w:rPr>
-          <w:sz w:val="4"/>
-        </w:rPr>
-      </w:pPr>
-    </w:p>
-    <w:p>
-      <w:pPr>
-        <w:pStyle w:val="Corpsdetexte"/>
-        <w:spacing w:before="8"/>
-        <w:rPr>
-          <w:sz w:val="4"/>
-        </w:rPr>
-      </w:pPr>
     </w:p>
     <w:p>
       <w:pPr>
@@ -325,13 +265,13 @@
         <mc:AlternateContent>
           <mc:Choice Requires="wps">
             <w:drawing>
-              <wp:anchor distT="0" distB="0" distL="0" distR="0" simplePos="0" relativeHeight="251645952" behindDoc="1" locked="0" layoutInCell="1" allowOverlap="1" wp14:anchorId="15C67BDA" wp14:editId="1564C9E3">
+              <wp:anchor distT="0" distB="0" distL="0" distR="0" simplePos="0" relativeHeight="487588352" behindDoc="1" locked="0" layoutInCell="1" allowOverlap="1" wp14:anchorId="15C67BDA" wp14:editId="7A8A13A9">
                 <wp:simplePos x="0" y="0"/>
                 <wp:positionH relativeFrom="page">
-                  <wp:posOffset>450215</wp:posOffset>
+                  <wp:posOffset>450317</wp:posOffset>
                 </wp:positionH>
                 <wp:positionV relativeFrom="paragraph">
-                  <wp:posOffset>23495</wp:posOffset>
+                  <wp:posOffset>50333</wp:posOffset>
                 </wp:positionV>
                 <wp:extent cx="6650990" cy="1270"/>
                 <wp:effectExtent l="0" t="0" r="0" b="0"/>
@@ -389,7 +329,7 @@
           </mc:Choice>
           <mc:Fallback>
             <w:pict>
-              <v:shape w14:anchorId="0704FB01" id="Graphic 2" o:spid="_x0000_s1026" style="position:absolute;margin-left:35.45pt;margin-top:1.85pt;width:523.7pt;height:.1pt;z-index:-251670528;visibility:visible;mso-wrap-style:square;mso-wrap-distance-left:0;mso-wrap-distance-top:0;mso-wrap-distance-right:0;mso-wrap-distance-bottom:0;mso-position-horizontal:absolute;mso-position-horizontal-relative:page;mso-position-vertical:absolute;mso-position-vertical-relative:text;v-text-anchor:top" coordsize="6650990,1270" o:gfxdata="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" path="m,l6650426,e" filled="f" strokecolor="#1d1d1d" strokeweight=".26456mm">
+              <v:shape w14:anchorId="69B0D016" id="Graphic 2" o:spid="_x0000_s1026" style="position:absolute;margin-left:35.45pt;margin-top:3.95pt;width:523.7pt;height:.1pt;z-index:-15728128;visibility:visible;mso-wrap-style:square;mso-wrap-distance-left:0;mso-wrap-distance-top:0;mso-wrap-distance-right:0;mso-wrap-distance-bottom:0;mso-position-horizontal:absolute;mso-position-horizontal-relative:page;mso-position-vertical:absolute;mso-position-vertical-relative:text;v-text-anchor:top" coordsize="6650990,1270" o:gfxdata="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" path="m,l6650426,e" filled="f" strokecolor="#1d1d1d" strokeweight=".26456mm">
                 <v:path arrowok="t"/>
                 <w10:wrap type="topAndBottom" anchorx="page"/>
               </v:shape>
@@ -403,45 +343,45 @@
         <w:pStyle w:val="Corpsdetexte"/>
         <w:spacing w:before="79" w:after="34" w:line="271" w:lineRule="auto"/>
         <w:ind w:left="128" w:right="301"/>
-        <w:rPr>
-          <w:sz w:val="24"/>
-          <w:szCs w:val="24"/>
-        </w:rPr>
-      </w:pPr>
-      <w:r>
-        <w:rPr>
-          <w:sz w:val="24"/>
-          <w:szCs w:val="24"/>
-        </w:rPr>
-        <w:t xml:space="preserve">Analyste SOC junior spécialisé en détection d’incidents et </w:t>
-      </w:r>
-      <w:r>
-        <w:rPr>
-          <w:sz w:val="24"/>
-          <w:szCs w:val="24"/>
-        </w:rPr>
-        <w:t xml:space="preserve">en </w:t>
-      </w:r>
-      <w:r>
-        <w:rPr>
-          <w:sz w:val="24"/>
-          <w:szCs w:val="24"/>
-        </w:rPr>
-        <w:t xml:space="preserve">analyse de logs, avec une expérience en environnement </w:t>
-      </w:r>
-      <w:r>
-        <w:rPr>
-          <w:sz w:val="24"/>
-          <w:szCs w:val="24"/>
-        </w:rPr>
-        <w:t>SecOps et</w:t>
-      </w:r>
-      <w:r>
-        <w:rPr>
-          <w:sz w:val="24"/>
-          <w:szCs w:val="24"/>
-        </w:rPr>
-        <w:t xml:space="preserve"> en sécurisation d’infrastructures. Intéressé par la surveillance, l’investigation et la réponse aux incidents de sécurité.</w:t>
+      </w:pPr>
+      <w:r>
+        <w:t xml:space="preserve">Jeune diplômé en </w:t>
+      </w:r>
+      <w:r>
+        <w:t>cybersécurité</w:t>
+      </w:r>
+      <w:r>
+        <w:t>, spécialisé en systèmes</w:t>
+      </w:r>
+      <w:r>
+        <w:t xml:space="preserve"> et</w:t>
+      </w:r>
+      <w:r>
+        <w:t xml:space="preserve"> </w:t>
+      </w:r>
+      <w:r>
+        <w:t>réseaux avec</w:t>
+      </w:r>
+      <w:r>
+        <w:t xml:space="preserve"> une expérience en déploiement et administration d’infrastructures</w:t>
+      </w:r>
+      <w:r>
+        <w:t xml:space="preserve"> ainsi qu’en développement logiciel</w:t>
+      </w:r>
+      <w:r>
+        <w:t xml:space="preserve">. Intéressé par </w:t>
+      </w:r>
+      <w:r>
+        <w:t>l’administration</w:t>
+      </w:r>
+      <w:r>
+        <w:t>,</w:t>
+      </w:r>
+      <w:r>
+        <w:t xml:space="preserve"> la supervision et la sécurisation des environnements IT</w:t>
+      </w:r>
+      <w:r>
+        <w:t>.</w:t>
       </w:r>
     </w:p>
     <w:p>
@@ -449,10 +389,6 @@
         <w:pStyle w:val="Corpsdetexte"/>
         <w:spacing w:before="79" w:after="34" w:line="271" w:lineRule="auto"/>
         <w:ind w:left="128" w:right="301"/>
-        <w:rPr>
-          <w:sz w:val="24"/>
-          <w:szCs w:val="24"/>
-        </w:rPr>
       </w:pPr>
     </w:p>
     <w:p>
@@ -484,15 +420,13 @@
         <w:spacing w:before="0" w:line="20" w:lineRule="exact"/>
         <w:ind w:left="29"/>
         <w:rPr>
-          <w:sz w:val="24"/>
-          <w:szCs w:val="24"/>
+          <w:sz w:val="2"/>
         </w:rPr>
       </w:pPr>
       <w:r>
         <w:rPr>
           <w:noProof/>
-          <w:sz w:val="24"/>
-          <w:szCs w:val="24"/>
+          <w:sz w:val="2"/>
         </w:rPr>
         <mc:AlternateContent>
           <mc:Choice Requires="wpg">
@@ -565,7 +499,7 @@
           </mc:Choice>
           <mc:Fallback>
             <w:pict>
-              <v:group w14:anchorId="247E5A3B" id="Group 3" o:spid="_x0000_s1026" style="width:523.7pt;height:.75pt;mso-position-horizontal-relative:char;mso-position-vertical-relative:line" coordsize="66509,95" o:gfxdata="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">
+              <v:group w14:anchorId="39836963" id="Group 3" o:spid="_x0000_s1026" style="width:523.7pt;height:.75pt;mso-position-horizontal-relative:char;mso-position-vertical-relative:line" coordsize="66509,95" o:gfxdata="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">
                 <v:shape id="Graphic 4" o:spid="_x0000_s1027" style="position:absolute;top:47;width:66509;height:13;visibility:visible;mso-wrap-style:square;v-text-anchor:top" coordsize="6650990,1270" o:gfxdata="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" path="m,l6650426,e" filled="f" strokecolor="#1d1d1d" strokeweight=".26456mm">
                   <v:path arrowok="t"/>
                 </v:shape>
@@ -586,197 +520,136 @@
         <w:tabs>
           <w:tab w:val="left" w:pos="575"/>
         </w:tabs>
-        <w:rPr>
-          <w:color w:val="000000" w:themeColor="text1"/>
-          <w:sz w:val="24"/>
-          <w:szCs w:val="24"/>
-        </w:rPr>
-      </w:pPr>
-      <w:r>
-        <w:rPr>
-          <w:sz w:val="24"/>
-          <w:szCs w:val="24"/>
+      </w:pPr>
+      <w:r>
+        <w:rPr>
+          <w:rFonts w:ascii="Times New Roman" w:hAnsi="Times New Roman"/>
+          <w:b/>
+          <w:sz w:val="20"/>
         </w:rPr>
         <w:tab/>
       </w:r>
       <w:r>
         <w:rPr>
           <w:b/>
-          <w:color w:val="000000" w:themeColor="text1"/>
-          <w:spacing w:val="-2"/>
-          <w:sz w:val="24"/>
-          <w:szCs w:val="24"/>
+          <w:spacing w:val="-2"/>
         </w:rPr>
         <w:t>2024-2025</w:t>
       </w:r>
       <w:r>
         <w:rPr>
           <w:b/>
-          <w:color w:val="000000" w:themeColor="text1"/>
           <w:spacing w:val="-5"/>
-          <w:sz w:val="24"/>
-          <w:szCs w:val="24"/>
-        </w:rPr>
-        <w:t xml:space="preserve"> </w:t>
-      </w:r>
-      <w:r>
-        <w:rPr>
-          <w:b/>
-          <w:color w:val="000000" w:themeColor="text1"/>
-          <w:spacing w:val="-2"/>
-          <w:sz w:val="24"/>
-          <w:szCs w:val="24"/>
+        </w:rPr>
+        <w:t xml:space="preserve"> </w:t>
+      </w:r>
+      <w:r>
+        <w:rPr>
+          <w:b/>
+          <w:spacing w:val="-2"/>
         </w:rPr>
         <w:t>:</w:t>
       </w:r>
       <w:r>
         <w:rPr>
           <w:b/>
-          <w:color w:val="000000" w:themeColor="text1"/>
           <w:spacing w:val="-4"/>
-          <w:sz w:val="24"/>
-          <w:szCs w:val="24"/>
-        </w:rPr>
-        <w:t xml:space="preserve"> </w:t>
-      </w:r>
-      <w:r>
-        <w:rPr>
-          <w:b/>
-          <w:color w:val="000000" w:themeColor="text1"/>
-          <w:spacing w:val="-2"/>
-          <w:sz w:val="24"/>
-          <w:szCs w:val="24"/>
+        </w:rPr>
+        <w:t xml:space="preserve"> </w:t>
+      </w:r>
+      <w:r>
+        <w:rPr>
+          <w:b/>
+          <w:spacing w:val="-2"/>
         </w:rPr>
         <w:t>Mastère</w:t>
       </w:r>
       <w:r>
         <w:rPr>
           <w:b/>
-          <w:color w:val="000000" w:themeColor="text1"/>
           <w:spacing w:val="-4"/>
-          <w:sz w:val="24"/>
-          <w:szCs w:val="24"/>
-        </w:rPr>
-        <w:t xml:space="preserve"> </w:t>
-      </w:r>
-      <w:r>
-        <w:rPr>
-          <w:b/>
-          <w:color w:val="000000" w:themeColor="text1"/>
-          <w:spacing w:val="-2"/>
-          <w:sz w:val="24"/>
-          <w:szCs w:val="24"/>
+        </w:rPr>
+        <w:t xml:space="preserve"> </w:t>
+      </w:r>
+      <w:r>
+        <w:rPr>
+          <w:b/>
+          <w:spacing w:val="-2"/>
         </w:rPr>
         <w:t>Spécialisé</w:t>
       </w:r>
       <w:r>
         <w:rPr>
           <w:b/>
-          <w:color w:val="000000" w:themeColor="text1"/>
           <w:spacing w:val="-3"/>
-          <w:sz w:val="24"/>
-          <w:szCs w:val="24"/>
-        </w:rPr>
-        <w:t xml:space="preserve"> </w:t>
-      </w:r>
-      <w:r>
-        <w:rPr>
-          <w:b/>
-          <w:color w:val="000000" w:themeColor="text1"/>
-          <w:spacing w:val="-2"/>
-          <w:sz w:val="24"/>
-          <w:szCs w:val="24"/>
+        </w:rPr>
+        <w:t xml:space="preserve"> </w:t>
+      </w:r>
+      <w:r>
+        <w:rPr>
+          <w:b/>
+          <w:spacing w:val="-2"/>
         </w:rPr>
         <w:t>CYNU</w:t>
       </w:r>
       <w:r>
         <w:rPr>
           <w:b/>
-          <w:color w:val="000000" w:themeColor="text1"/>
           <w:spacing w:val="-3"/>
-          <w:sz w:val="24"/>
-          <w:szCs w:val="24"/>
-        </w:rPr>
-        <w:t xml:space="preserve"> </w:t>
-      </w:r>
-      <w:r>
-        <w:rPr>
-          <w:color w:val="000000" w:themeColor="text1"/>
-          <w:spacing w:val="-2"/>
-          <w:sz w:val="24"/>
-          <w:szCs w:val="24"/>
+        </w:rPr>
+        <w:t xml:space="preserve"> </w:t>
+      </w:r>
+      <w:r>
+        <w:rPr>
+          <w:spacing w:val="-2"/>
         </w:rPr>
         <w:t>(Cybersécurité</w:t>
       </w:r>
       <w:r>
         <w:rPr>
-          <w:color w:val="000000" w:themeColor="text1"/>
           <w:spacing w:val="-3"/>
-          <w:sz w:val="24"/>
-          <w:szCs w:val="24"/>
-        </w:rPr>
-        <w:t xml:space="preserve"> </w:t>
-      </w:r>
-      <w:r>
-        <w:rPr>
-          <w:color w:val="000000" w:themeColor="text1"/>
-          <w:spacing w:val="-2"/>
-          <w:sz w:val="24"/>
-          <w:szCs w:val="24"/>
+        </w:rPr>
+        <w:t xml:space="preserve"> </w:t>
+      </w:r>
+      <w:r>
+        <w:rPr>
+          <w:spacing w:val="-2"/>
         </w:rPr>
         <w:t>du</w:t>
       </w:r>
       <w:r>
         <w:rPr>
-          <w:color w:val="000000" w:themeColor="text1"/>
           <w:spacing w:val="-3"/>
-          <w:sz w:val="24"/>
-          <w:szCs w:val="24"/>
-        </w:rPr>
-        <w:t xml:space="preserve"> </w:t>
-      </w:r>
-      <w:r>
-        <w:rPr>
-          <w:color w:val="000000" w:themeColor="text1"/>
-          <w:spacing w:val="-2"/>
-          <w:sz w:val="24"/>
-          <w:szCs w:val="24"/>
-        </w:rPr>
-        <w:t>Numérique)</w:t>
-      </w:r>
-      <w:r>
-        <w:rPr>
-          <w:color w:val="000000" w:themeColor="text1"/>
-          <w:spacing w:val="-2"/>
-          <w:sz w:val="24"/>
-          <w:szCs w:val="24"/>
-        </w:rPr>
-        <w:t xml:space="preserve"> à l’</w:t>
-      </w:r>
-      <w:r>
-        <w:rPr>
-          <w:color w:val="000000" w:themeColor="text1"/>
-          <w:spacing w:val="-2"/>
-          <w:sz w:val="24"/>
-          <w:szCs w:val="24"/>
+        </w:rPr>
+        <w:t xml:space="preserve"> </w:t>
+      </w:r>
+      <w:r>
+        <w:rPr>
+          <w:spacing w:val="-2"/>
+        </w:rPr>
+        <w:t>Numérique),</w:t>
+      </w:r>
+      <w:r>
+        <w:rPr>
+          <w:spacing w:val="-3"/>
+        </w:rPr>
+        <w:t xml:space="preserve"> </w:t>
+      </w:r>
+      <w:r>
+        <w:rPr>
+          <w:spacing w:val="-2"/>
         </w:rPr>
         <w:t>INSA</w:t>
       </w:r>
       <w:r>
         <w:rPr>
-          <w:color w:val="000000" w:themeColor="text1"/>
           <w:spacing w:val="-3"/>
-          <w:sz w:val="24"/>
-          <w:szCs w:val="24"/>
-        </w:rPr>
-        <w:t xml:space="preserve"> </w:t>
-      </w:r>
-      <w:r>
-        <w:rPr>
-          <w:color w:val="000000" w:themeColor="text1"/>
-          <w:spacing w:val="-2"/>
-          <w:sz w:val="24"/>
-          <w:szCs w:val="24"/>
+        </w:rPr>
+        <w:t xml:space="preserve"> </w:t>
+      </w:r>
+      <w:r>
+        <w:rPr>
+          <w:spacing w:val="-2"/>
         </w:rPr>
         <w:t>Lyon.</w:t>
       </w:r>
@@ -792,243 +665,185 @@
           <w:tab w:val="left" w:pos="575"/>
         </w:tabs>
         <w:spacing w:before="28"/>
-        <w:rPr>
-          <w:color w:val="000000" w:themeColor="text1"/>
-          <w:sz w:val="24"/>
-          <w:szCs w:val="24"/>
-        </w:rPr>
-      </w:pPr>
-      <w:r>
-        <w:rPr>
-          <w:color w:val="000000" w:themeColor="text1"/>
-          <w:sz w:val="24"/>
-          <w:szCs w:val="24"/>
+      </w:pPr>
+      <w:r>
+        <w:rPr>
+          <w:rFonts w:ascii="Times New Roman" w:hAnsi="Times New Roman"/>
+          <w:sz w:val="20"/>
         </w:rPr>
         <w:tab/>
       </w:r>
       <w:r>
         <w:rPr>
           <w:b/>
-          <w:color w:val="000000" w:themeColor="text1"/>
-          <w:spacing w:val="-2"/>
-          <w:sz w:val="24"/>
-          <w:szCs w:val="24"/>
+          <w:spacing w:val="-2"/>
         </w:rPr>
         <w:t>2022-2024</w:t>
       </w:r>
       <w:r>
         <w:rPr>
           <w:b/>
-          <w:color w:val="000000" w:themeColor="text1"/>
           <w:spacing w:val="-11"/>
-          <w:sz w:val="24"/>
-          <w:szCs w:val="24"/>
-        </w:rPr>
-        <w:t xml:space="preserve"> </w:t>
-      </w:r>
-      <w:r>
-        <w:rPr>
-          <w:b/>
-          <w:color w:val="000000" w:themeColor="text1"/>
-          <w:spacing w:val="-2"/>
-          <w:sz w:val="24"/>
-          <w:szCs w:val="24"/>
+        </w:rPr>
+        <w:t xml:space="preserve"> </w:t>
+      </w:r>
+      <w:r>
+        <w:rPr>
+          <w:b/>
+          <w:spacing w:val="-2"/>
         </w:rPr>
         <w:t>:</w:t>
       </w:r>
       <w:r>
         <w:rPr>
           <w:b/>
-          <w:color w:val="000000" w:themeColor="text1"/>
           <w:spacing w:val="-11"/>
-          <w:sz w:val="24"/>
-          <w:szCs w:val="24"/>
-        </w:rPr>
-        <w:t xml:space="preserve"> </w:t>
-      </w:r>
-      <w:r>
-        <w:rPr>
-          <w:b/>
-          <w:color w:val="000000" w:themeColor="text1"/>
-          <w:spacing w:val="-2"/>
-          <w:sz w:val="24"/>
-          <w:szCs w:val="24"/>
+        </w:rPr>
+        <w:t xml:space="preserve"> </w:t>
+      </w:r>
+      <w:r>
+        <w:rPr>
+          <w:b/>
+          <w:spacing w:val="-2"/>
         </w:rPr>
         <w:t>Master</w:t>
       </w:r>
       <w:r>
         <w:rPr>
           <w:b/>
-          <w:color w:val="000000" w:themeColor="text1"/>
           <w:spacing w:val="-10"/>
-          <w:sz w:val="24"/>
-          <w:szCs w:val="24"/>
-        </w:rPr>
-        <w:t xml:space="preserve"> </w:t>
-      </w:r>
-      <w:r>
-        <w:rPr>
-          <w:b/>
-          <w:color w:val="000000" w:themeColor="text1"/>
-          <w:spacing w:val="-2"/>
-          <w:sz w:val="24"/>
-          <w:szCs w:val="24"/>
+        </w:rPr>
+        <w:t xml:space="preserve"> </w:t>
+      </w:r>
+      <w:r>
+        <w:rPr>
+          <w:b/>
+          <w:spacing w:val="-2"/>
         </w:rPr>
         <w:t>2</w:t>
       </w:r>
       <w:r>
         <w:rPr>
           <w:b/>
-          <w:color w:val="000000" w:themeColor="text1"/>
           <w:spacing w:val="-10"/>
-          <w:sz w:val="24"/>
-          <w:szCs w:val="24"/>
-        </w:rPr>
-        <w:t xml:space="preserve"> </w:t>
-      </w:r>
-      <w:r>
-        <w:rPr>
-          <w:b/>
-          <w:color w:val="000000" w:themeColor="text1"/>
-          <w:spacing w:val="-2"/>
-          <w:sz w:val="24"/>
-          <w:szCs w:val="24"/>
+        </w:rPr>
+        <w:t xml:space="preserve"> </w:t>
+      </w:r>
+      <w:r>
+        <w:rPr>
+          <w:b/>
+          <w:spacing w:val="-2"/>
         </w:rPr>
         <w:t>Informatique</w:t>
       </w:r>
       <w:r>
         <w:rPr>
           <w:b/>
-          <w:color w:val="000000" w:themeColor="text1"/>
           <w:spacing w:val="-10"/>
-          <w:sz w:val="24"/>
-          <w:szCs w:val="24"/>
-        </w:rPr>
-        <w:t xml:space="preserve"> </w:t>
-      </w:r>
-      <w:r>
-        <w:rPr>
-          <w:b/>
-          <w:color w:val="000000" w:themeColor="text1"/>
-          <w:spacing w:val="-2"/>
-          <w:sz w:val="24"/>
-          <w:szCs w:val="24"/>
+        </w:rPr>
+        <w:t xml:space="preserve"> </w:t>
+      </w:r>
+      <w:r>
+        <w:rPr>
+          <w:spacing w:val="-2"/>
         </w:rPr>
         <w:t>spécialité</w:t>
       </w:r>
       <w:r>
         <w:rPr>
-          <w:b/>
-          <w:color w:val="000000" w:themeColor="text1"/>
           <w:spacing w:val="-9"/>
-          <w:sz w:val="24"/>
-          <w:szCs w:val="24"/>
-        </w:rPr>
-        <w:t xml:space="preserve"> </w:t>
-      </w:r>
-      <w:r>
-        <w:rPr>
-          <w:b/>
-          <w:color w:val="000000" w:themeColor="text1"/>
-          <w:spacing w:val="-2"/>
-          <w:sz w:val="24"/>
-          <w:szCs w:val="24"/>
+        </w:rPr>
+        <w:t xml:space="preserve"> </w:t>
+      </w:r>
+      <w:r>
+        <w:rPr>
+          <w:spacing w:val="-2"/>
         </w:rPr>
         <w:t>Réseaux</w:t>
       </w:r>
       <w:r>
         <w:rPr>
-          <w:b/>
-          <w:color w:val="000000" w:themeColor="text1"/>
           <w:spacing w:val="-10"/>
-          <w:sz w:val="24"/>
-          <w:szCs w:val="24"/>
-        </w:rPr>
-        <w:t xml:space="preserve"> </w:t>
-      </w:r>
-      <w:r>
-        <w:rPr>
-          <w:b/>
-          <w:color w:val="000000" w:themeColor="text1"/>
-          <w:spacing w:val="-2"/>
-          <w:sz w:val="24"/>
-          <w:szCs w:val="24"/>
+        </w:rPr>
+        <w:t xml:space="preserve"> </w:t>
+      </w:r>
+      <w:r>
+        <w:rPr>
+          <w:spacing w:val="-2"/>
         </w:rPr>
         <w:t>&amp;</w:t>
       </w:r>
       <w:r>
         <w:rPr>
-          <w:b/>
-          <w:color w:val="000000" w:themeColor="text1"/>
           <w:spacing w:val="-9"/>
-          <w:sz w:val="24"/>
-          <w:szCs w:val="24"/>
-        </w:rPr>
-        <w:t xml:space="preserve"> </w:t>
-      </w:r>
-      <w:r>
-        <w:rPr>
-          <w:b/>
-          <w:color w:val="000000" w:themeColor="text1"/>
-          <w:spacing w:val="-2"/>
-          <w:sz w:val="24"/>
-          <w:szCs w:val="24"/>
+        </w:rPr>
+        <w:t xml:space="preserve"> </w:t>
+      </w:r>
+      <w:r>
+        <w:rPr>
+          <w:spacing w:val="-2"/>
         </w:rPr>
         <w:t>Systèmes</w:t>
       </w:r>
       <w:r>
         <w:rPr>
-          <w:color w:val="000000" w:themeColor="text1"/>
           <w:spacing w:val="-10"/>
-          <w:sz w:val="24"/>
-          <w:szCs w:val="24"/>
-        </w:rPr>
-        <w:t xml:space="preserve"> </w:t>
-      </w:r>
-      <w:r>
-        <w:rPr>
-          <w:color w:val="000000" w:themeColor="text1"/>
-          <w:spacing w:val="-2"/>
-          <w:sz w:val="24"/>
-          <w:szCs w:val="24"/>
-        </w:rPr>
-        <w:t>distribués</w:t>
-      </w:r>
-      <w:r>
-        <w:rPr>
-          <w:color w:val="000000" w:themeColor="text1"/>
-          <w:spacing w:val="-2"/>
-          <w:sz w:val="24"/>
-          <w:szCs w:val="24"/>
-        </w:rPr>
-        <w:t xml:space="preserve"> à l’Université</w:t>
-      </w:r>
-      <w:r>
-        <w:rPr>
-          <w:color w:val="000000" w:themeColor="text1"/>
+        </w:rPr>
+        <w:t xml:space="preserve"> </w:t>
+      </w:r>
+      <w:r>
+        <w:rPr>
+          <w:spacing w:val="-2"/>
+        </w:rPr>
+        <w:t>distribués,</w:t>
+      </w:r>
+      <w:r>
+        <w:rPr>
+          <w:spacing w:val="-6"/>
+        </w:rPr>
+        <w:t xml:space="preserve"> </w:t>
+      </w:r>
+      <w:r>
+        <w:rPr>
+          <w:spacing w:val="-2"/>
+        </w:rPr>
+        <w:t>Université</w:t>
+      </w:r>
+      <w:r>
+        <w:rPr>
           <w:spacing w:val="-9"/>
-          <w:sz w:val="24"/>
-          <w:szCs w:val="24"/>
-        </w:rPr>
-        <w:t xml:space="preserve"> </w:t>
-      </w:r>
-      <w:r>
-        <w:rPr>
-          <w:color w:val="000000" w:themeColor="text1"/>
+        </w:rPr>
+        <w:t xml:space="preserve"> </w:t>
+      </w:r>
+      <w:r>
+        <w:rPr>
+          <w:spacing w:val="-2"/>
+        </w:rPr>
+        <w:t>de</w:t>
+      </w:r>
+      <w:r>
+        <w:rPr>
           <w:spacing w:val="-10"/>
-          <w:sz w:val="24"/>
-          <w:szCs w:val="24"/>
-        </w:rPr>
-        <w:t>Paul</w:t>
-      </w:r>
-      <w:r>
-        <w:rPr>
-          <w:color w:val="000000" w:themeColor="text1"/>
-          <w:spacing w:val="-2"/>
-          <w:sz w:val="24"/>
-          <w:szCs w:val="24"/>
-        </w:rPr>
-        <w:t xml:space="preserve"> Sabatier de Toulouse.</w:t>
+        </w:rPr>
+        <w:t xml:space="preserve"> </w:t>
+      </w:r>
+      <w:r>
+        <w:rPr>
+          <w:spacing w:val="-2"/>
+        </w:rPr>
+        <w:t>Toulouse</w:t>
+      </w:r>
+      <w:r>
+        <w:rPr>
+          <w:spacing w:val="-9"/>
+        </w:rPr>
+        <w:t xml:space="preserve"> </w:t>
+      </w:r>
+      <w:r>
+        <w:rPr>
+          <w:spacing w:val="-5"/>
+        </w:rPr>
+        <w:t>III</w:t>
       </w:r>
     </w:p>
     <w:p>
@@ -1043,150 +858,127 @@
         </w:tabs>
         <w:spacing w:before="45"/>
         <w:rPr>
-          <w:color w:val="000000" w:themeColor="text1"/>
           <w:spacing w:val="-4"/>
-          <w:sz w:val="24"/>
-          <w:szCs w:val="24"/>
-        </w:rPr>
-      </w:pPr>
-      <w:r>
-        <w:rPr>
-          <w:color w:val="000000" w:themeColor="text1"/>
-          <w:sz w:val="24"/>
-          <w:szCs w:val="24"/>
+        </w:rPr>
+      </w:pPr>
+      <w:r>
+        <w:rPr>
+          <w:rFonts w:ascii="Times New Roman" w:hAnsi="Times New Roman"/>
+          <w:sz w:val="20"/>
         </w:rPr>
         <w:tab/>
       </w:r>
       <w:r>
         <w:rPr>
           <w:b/>
-          <w:color w:val="000000" w:themeColor="text1"/>
           <w:spacing w:val="-4"/>
-          <w:sz w:val="24"/>
-          <w:szCs w:val="24"/>
         </w:rPr>
         <w:t>2018-2022</w:t>
       </w:r>
       <w:r>
         <w:rPr>
           <w:b/>
-          <w:color w:val="000000" w:themeColor="text1"/>
           <w:spacing w:val="-12"/>
-          <w:sz w:val="24"/>
-          <w:szCs w:val="24"/>
-        </w:rPr>
-        <w:t xml:space="preserve"> </w:t>
-      </w:r>
-      <w:r>
-        <w:rPr>
-          <w:b/>
-          <w:color w:val="000000" w:themeColor="text1"/>
+        </w:rPr>
+        <w:t xml:space="preserve"> </w:t>
+      </w:r>
+      <w:r>
+        <w:rPr>
+          <w:b/>
           <w:spacing w:val="-4"/>
-          <w:sz w:val="24"/>
-          <w:szCs w:val="24"/>
         </w:rPr>
         <w:t>:</w:t>
       </w:r>
       <w:r>
         <w:rPr>
           <w:b/>
-          <w:color w:val="000000" w:themeColor="text1"/>
           <w:spacing w:val="-12"/>
-          <w:sz w:val="24"/>
-          <w:szCs w:val="24"/>
-        </w:rPr>
-        <w:t xml:space="preserve"> </w:t>
-      </w:r>
-      <w:r>
-        <w:rPr>
-          <w:b/>
-          <w:color w:val="000000" w:themeColor="text1"/>
+        </w:rPr>
+        <w:t xml:space="preserve"> </w:t>
+      </w:r>
+      <w:r>
+        <w:rPr>
+          <w:b/>
           <w:spacing w:val="-4"/>
-          <w:sz w:val="24"/>
-          <w:szCs w:val="24"/>
         </w:rPr>
         <w:t>Licence</w:t>
       </w:r>
       <w:r>
         <w:rPr>
           <w:b/>
-          <w:color w:val="000000" w:themeColor="text1"/>
           <w:spacing w:val="-10"/>
-          <w:sz w:val="24"/>
-          <w:szCs w:val="24"/>
-        </w:rPr>
-        <w:t xml:space="preserve"> </w:t>
-      </w:r>
-      <w:r>
-        <w:rPr>
-          <w:b/>
-          <w:color w:val="000000" w:themeColor="text1"/>
+        </w:rPr>
+        <w:t xml:space="preserve"> </w:t>
+      </w:r>
+      <w:r>
+        <w:rPr>
+          <w:b/>
           <w:spacing w:val="-4"/>
-          <w:sz w:val="24"/>
-          <w:szCs w:val="24"/>
         </w:rPr>
         <w:t>Informatique</w:t>
       </w:r>
       <w:r>
         <w:rPr>
-          <w:color w:val="000000" w:themeColor="text1"/>
           <w:spacing w:val="-4"/>
-          <w:sz w:val="24"/>
-          <w:szCs w:val="24"/>
-        </w:rPr>
-        <w:t xml:space="preserve"> </w:t>
-      </w:r>
-      <w:r>
-        <w:rPr>
-          <w:color w:val="000000" w:themeColor="text1"/>
-          <w:spacing w:val="-2"/>
-          <w:sz w:val="24"/>
-          <w:szCs w:val="24"/>
-        </w:rPr>
-        <w:t>à l’Université</w:t>
-      </w:r>
-      <w:r>
-        <w:rPr>
-          <w:color w:val="000000" w:themeColor="text1"/>
-          <w:spacing w:val="-9"/>
-          <w:sz w:val="24"/>
-          <w:szCs w:val="24"/>
-        </w:rPr>
-        <w:t xml:space="preserve"> </w:t>
-      </w:r>
-      <w:r>
-        <w:rPr>
-          <w:color w:val="000000" w:themeColor="text1"/>
+        </w:rPr>
+        <w:t>,</w:t>
+      </w:r>
+      <w:r>
+        <w:rPr>
+          <w:spacing w:val="-11"/>
+        </w:rPr>
+        <w:t xml:space="preserve"> </w:t>
+      </w:r>
+      <w:r>
+        <w:rPr>
+          <w:spacing w:val="-4"/>
+        </w:rPr>
+        <w:t>Université</w:t>
+      </w:r>
+      <w:r>
+        <w:rPr>
           <w:spacing w:val="-10"/>
-          <w:sz w:val="24"/>
-          <w:szCs w:val="24"/>
-        </w:rPr>
-        <w:t>Paul</w:t>
-      </w:r>
-      <w:r>
-        <w:rPr>
-          <w:color w:val="000000" w:themeColor="text1"/>
-          <w:spacing w:val="-2"/>
-          <w:sz w:val="24"/>
-          <w:szCs w:val="24"/>
-        </w:rPr>
-        <w:t xml:space="preserve"> Sabatier de Toulouse.</w:t>
+        </w:rPr>
+        <w:t xml:space="preserve"> </w:t>
+      </w:r>
+      <w:r>
+        <w:rPr>
+          <w:spacing w:val="-4"/>
+        </w:rPr>
+        <w:t>de</w:t>
+      </w:r>
+      <w:r>
+        <w:rPr>
+          <w:spacing w:val="-11"/>
+        </w:rPr>
+        <w:t xml:space="preserve"> </w:t>
+      </w:r>
+      <w:r>
+        <w:rPr>
+          <w:spacing w:val="-4"/>
+        </w:rPr>
+        <w:t>Toulouse</w:t>
+      </w:r>
+      <w:r>
+        <w:rPr>
+          <w:spacing w:val="-11"/>
+        </w:rPr>
+        <w:t xml:space="preserve"> </w:t>
+      </w:r>
+      <w:r>
+        <w:rPr>
+          <w:spacing w:val="-4"/>
+        </w:rPr>
+        <w:t>III.</w:t>
       </w:r>
     </w:p>
     <w:p>
       <w:pPr>
-        <w:pStyle w:val="Paragraphedeliste"/>
         <w:tabs>
           <w:tab w:val="left" w:pos="575"/>
         </w:tabs>
         <w:spacing w:before="45"/>
-        <w:ind w:left="720"/>
-        <w:rPr>
-          <w:color w:val="000000" w:themeColor="text1"/>
-          <w:spacing w:val="-4"/>
-          <w:sz w:val="24"/>
-          <w:szCs w:val="24"/>
-        </w:rPr>
+        <w:ind w:left="134"/>
       </w:pPr>
     </w:p>
     <w:p>
@@ -1201,12 +993,11 @@
       <w:r>
         <w:rPr>
           <w:noProof/>
-          <w:color w:val="4F81BD" w:themeColor="accent1"/>
         </w:rPr>
         <mc:AlternateContent>
           <mc:Choice Requires="wps">
             <w:drawing>
-              <wp:anchor distT="0" distB="0" distL="0" distR="0" simplePos="0" relativeHeight="251654144" behindDoc="1" locked="0" layoutInCell="1" allowOverlap="1" wp14:anchorId="0145BEBA" wp14:editId="1D93E190">
+              <wp:anchor distT="0" distB="0" distL="0" distR="0" simplePos="0" relativeHeight="487589376" behindDoc="1" locked="0" layoutInCell="1" allowOverlap="1" wp14:anchorId="0145BEBA" wp14:editId="1D93E190">
                 <wp:simplePos x="0" y="0"/>
                 <wp:positionH relativeFrom="page">
                   <wp:posOffset>450309</wp:posOffset>
@@ -1270,7 +1061,7 @@
           </mc:Choice>
           <mc:Fallback>
             <w:pict>
-              <v:shape w14:anchorId="0D4CD79F" id="Graphic 8" o:spid="_x0000_s1026" style="position:absolute;margin-left:35.45pt;margin-top:17.9pt;width:523.65pt;height:.1pt;z-index:-251662336;visibility:visible;mso-wrap-style:square;mso-wrap-distance-left:0;mso-wrap-distance-top:0;mso-wrap-distance-right:0;mso-wrap-distance-bottom:0;mso-position-horizontal:absolute;mso-position-horizontal-relative:page;mso-position-vertical:absolute;mso-position-vertical-relative:text;v-text-anchor:top" coordsize="6650355,1270" o:gfxdata="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" path="m,l6650352,e" filled="f" strokecolor="#1d1d1d" strokeweight=".26456mm">
+              <v:shape w14:anchorId="2FC9187E" id="Graphic 8" o:spid="_x0000_s1026" style="position:absolute;margin-left:35.45pt;margin-top:17.9pt;width:523.65pt;height:.1pt;z-index:-15727104;visibility:visible;mso-wrap-style:square;mso-wrap-distance-left:0;mso-wrap-distance-top:0;mso-wrap-distance-right:0;mso-wrap-distance-bottom:0;mso-position-horizontal:absolute;mso-position-horizontal-relative:page;mso-position-vertical:absolute;mso-position-vertical-relative:text;v-text-anchor:top" coordsize="6650355,1270" o:gfxdata="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" path="m,l6650352,e" filled="f" strokecolor="#1d1d1d" strokeweight=".26456mm">
                 <v:path arrowok="t"/>
                 <w10:wrap type="topAndBottom" anchorx="page"/>
               </v:shape>
@@ -1283,7 +1074,14 @@
           <w:color w:val="4F81BD" w:themeColor="accent1"/>
           <w:w w:val="105"/>
         </w:rPr>
-        <w:t>EXPÉRIENCE</w:t>
+        <w:t>EX</w:t>
+      </w:r>
+      <w:r>
+        <w:rPr>
+          <w:color w:val="4F81BD" w:themeColor="accent1"/>
+          <w:w w:val="105"/>
+        </w:rPr>
+        <w:t>PÉRIENCE</w:t>
       </w:r>
       <w:r>
         <w:rPr>
@@ -1301,6 +1099,291 @@
         </w:rPr>
         <w:t>PROFESSIONNELLE</w:t>
       </w:r>
+    </w:p>
+    <w:p>
+      <w:pPr>
+        <w:pStyle w:val="Titre1"/>
+        <w:numPr>
+          <w:ilvl w:val="0"/>
+          <w:numId w:val="8"/>
+        </w:numPr>
+        <w:rPr>
+          <w:sz w:val="22"/>
+          <w:szCs w:val="22"/>
+        </w:rPr>
+      </w:pPr>
+      <w:r>
+        <w:rPr>
+          <w:position w:val="1"/>
+          <w:sz w:val="22"/>
+          <w:szCs w:val="22"/>
+        </w:rPr>
+        <w:t>Stagiaire</w:t>
+      </w:r>
+      <w:r>
+        <w:rPr>
+          <w:spacing w:val="-16"/>
+          <w:position w:val="1"/>
+          <w:sz w:val="22"/>
+          <w:szCs w:val="22"/>
+        </w:rPr>
+        <w:t xml:space="preserve"> </w:t>
+      </w:r>
+      <w:r>
+        <w:rPr>
+          <w:position w:val="1"/>
+          <w:sz w:val="22"/>
+          <w:szCs w:val="22"/>
+        </w:rPr>
+        <w:t xml:space="preserve">Assistant </w:t>
+      </w:r>
+      <w:proofErr w:type="spellStart"/>
+      <w:r>
+        <w:rPr>
+          <w:position w:val="1"/>
+          <w:sz w:val="22"/>
+          <w:szCs w:val="22"/>
+        </w:rPr>
+        <w:t>SecOps</w:t>
+      </w:r>
+      <w:proofErr w:type="spellEnd"/>
+      <w:r>
+        <w:rPr>
+          <w:position w:val="1"/>
+          <w:sz w:val="22"/>
+          <w:szCs w:val="22"/>
+        </w:rPr>
+        <w:t xml:space="preserve"> </w:t>
+      </w:r>
+      <w:r>
+        <w:rPr>
+          <w:rFonts w:ascii="Arial" w:hAnsi="Arial"/>
+          <w:position w:val="1"/>
+          <w:sz w:val="22"/>
+          <w:szCs w:val="22"/>
+        </w:rPr>
+        <w:t>à</w:t>
+      </w:r>
+      <w:r>
+        <w:rPr>
+          <w:rFonts w:ascii="Arial" w:hAnsi="Arial"/>
+          <w:spacing w:val="-5"/>
+          <w:position w:val="1"/>
+          <w:sz w:val="22"/>
+          <w:szCs w:val="22"/>
+        </w:rPr>
+        <w:t xml:space="preserve"> </w:t>
+      </w:r>
+      <w:r>
+        <w:rPr>
+          <w:rFonts w:ascii="Arial" w:hAnsi="Arial"/>
+          <w:position w:val="1"/>
+          <w:sz w:val="22"/>
+          <w:szCs w:val="22"/>
+        </w:rPr>
+        <w:t>TF1</w:t>
+      </w:r>
+      <w:r>
+        <w:rPr>
+          <w:position w:val="1"/>
+          <w:sz w:val="22"/>
+          <w:szCs w:val="22"/>
+        </w:rPr>
+        <w:t>,</w:t>
+      </w:r>
+      <w:r>
+        <w:rPr>
+          <w:spacing w:val="-16"/>
+          <w:position w:val="1"/>
+          <w:sz w:val="22"/>
+          <w:szCs w:val="22"/>
+        </w:rPr>
+        <w:t xml:space="preserve"> </w:t>
+      </w:r>
+      <w:r>
+        <w:rPr>
+          <w:position w:val="1"/>
+          <w:sz w:val="22"/>
+          <w:szCs w:val="22"/>
+        </w:rPr>
+        <w:t>Boulogne,</w:t>
+      </w:r>
+      <w:r>
+        <w:rPr>
+          <w:spacing w:val="-15"/>
+          <w:position w:val="1"/>
+          <w:sz w:val="22"/>
+          <w:szCs w:val="22"/>
+        </w:rPr>
+        <w:t xml:space="preserve"> </w:t>
+      </w:r>
+      <w:r>
+        <w:rPr>
+          <w:spacing w:val="-2"/>
+          <w:position w:val="1"/>
+          <w:sz w:val="22"/>
+          <w:szCs w:val="22"/>
+        </w:rPr>
+        <w:t>France</w:t>
+      </w:r>
+      <w:r>
+        <w:rPr>
+          <w:position w:val="1"/>
+          <w:sz w:val="22"/>
+          <w:szCs w:val="22"/>
+        </w:rPr>
+        <w:tab/>
+      </w:r>
+      <w:r>
+        <w:rPr>
+          <w:position w:val="1"/>
+          <w:sz w:val="22"/>
+          <w:szCs w:val="22"/>
+        </w:rPr>
+        <w:tab/>
+      </w:r>
+      <w:r>
+        <w:rPr>
+          <w:position w:val="1"/>
+          <w:sz w:val="22"/>
+          <w:szCs w:val="22"/>
+        </w:rPr>
+        <w:tab/>
+      </w:r>
+      <w:r>
+        <w:rPr>
+          <w:sz w:val="22"/>
+          <w:szCs w:val="22"/>
+        </w:rPr>
+        <w:t>Novembre</w:t>
+      </w:r>
+      <w:r>
+        <w:rPr>
+          <w:spacing w:val="-13"/>
+          <w:sz w:val="22"/>
+          <w:szCs w:val="22"/>
+        </w:rPr>
+        <w:t xml:space="preserve"> </w:t>
+      </w:r>
+      <w:r>
+        <w:rPr>
+          <w:sz w:val="22"/>
+          <w:szCs w:val="22"/>
+        </w:rPr>
+        <w:t>202</w:t>
+      </w:r>
+      <w:r>
+        <w:rPr>
+          <w:sz w:val="22"/>
+          <w:szCs w:val="22"/>
+        </w:rPr>
+        <w:t>5</w:t>
+      </w:r>
+      <w:r>
+        <w:rPr>
+          <w:spacing w:val="-12"/>
+          <w:sz w:val="22"/>
+          <w:szCs w:val="22"/>
+        </w:rPr>
+        <w:t xml:space="preserve"> </w:t>
+      </w:r>
+      <w:r>
+        <w:rPr>
+          <w:sz w:val="22"/>
+          <w:szCs w:val="22"/>
+        </w:rPr>
+        <w:t>–</w:t>
+      </w:r>
+      <w:r>
+        <w:rPr>
+          <w:spacing w:val="42"/>
+          <w:sz w:val="22"/>
+          <w:szCs w:val="22"/>
+        </w:rPr>
+        <w:t xml:space="preserve"> </w:t>
+      </w:r>
+      <w:r>
+        <w:rPr>
+          <w:sz w:val="22"/>
+          <w:szCs w:val="22"/>
+        </w:rPr>
+        <w:t>Mai 2026</w:t>
+      </w:r>
+    </w:p>
+    <w:p>
+      <w:pPr>
+        <w:pStyle w:val="Corpsdetexte"/>
+        <w:numPr>
+          <w:ilvl w:val="1"/>
+          <w:numId w:val="2"/>
+        </w:numPr>
+        <w:spacing w:before="33" w:line="252" w:lineRule="auto"/>
+        <w:ind w:right="23"/>
+      </w:pPr>
+      <w:r>
+        <w:t xml:space="preserve">Traitement des </w:t>
+      </w:r>
+      <w:r>
+        <w:t>demandes métiers</w:t>
+      </w:r>
+      <w:r>
+        <w:t xml:space="preserve"> et incidents en rapport avec l’infrastructure du SI</w:t>
+      </w:r>
+      <w:r>
+        <w:t>.</w:t>
+      </w:r>
+    </w:p>
+    <w:p>
+      <w:pPr>
+        <w:pStyle w:val="Corpsdetexte"/>
+        <w:numPr>
+          <w:ilvl w:val="1"/>
+          <w:numId w:val="2"/>
+        </w:numPr>
+        <w:spacing w:before="33" w:line="252" w:lineRule="auto"/>
+        <w:ind w:right="23"/>
+      </w:pPr>
+      <w:r>
+        <w:t>Identification et remédiation des failles de sécurité</w:t>
+      </w:r>
+      <w:r>
+        <w:t xml:space="preserve"> des machines du parc</w:t>
+      </w:r>
+      <w:r>
+        <w:t xml:space="preserve"> via </w:t>
+      </w:r>
+      <w:proofErr w:type="spellStart"/>
+      <w:r>
+        <w:t>Tanium</w:t>
+      </w:r>
+      <w:proofErr w:type="spellEnd"/>
+      <w:r>
+        <w:t>.</w:t>
+      </w:r>
+    </w:p>
+    <w:p>
+      <w:pPr>
+        <w:pStyle w:val="Corpsdetexte"/>
+        <w:numPr>
+          <w:ilvl w:val="1"/>
+          <w:numId w:val="2"/>
+        </w:numPr>
+        <w:spacing w:before="33" w:line="252" w:lineRule="auto"/>
+        <w:ind w:right="23"/>
+      </w:pPr>
+      <w:r>
+        <w:t>Développement de scripts pour l'optimisation des tâches récurrentes</w:t>
+      </w:r>
+      <w:r>
+        <w:t xml:space="preserve"> lié aux incidents.</w:t>
+      </w:r>
+    </w:p>
+    <w:p>
+      <w:pPr>
+        <w:pStyle w:val="Corpsdetexte"/>
+        <w:spacing w:before="33" w:line="252" w:lineRule="auto"/>
+        <w:ind w:right="23"/>
+      </w:pPr>
     </w:p>
     <w:p>
       <w:pPr>
@@ -1313,173 +1396,173 @@
           <w:tab w:val="left" w:pos="8013"/>
         </w:tabs>
         <w:spacing w:before="4"/>
-        <w:rPr>
-          <w:color w:val="000000" w:themeColor="text1"/>
-          <w:sz w:val="24"/>
-          <w:szCs w:val="24"/>
-        </w:rPr>
-      </w:pPr>
-      <w:r>
-        <w:rPr>
-          <w:color w:val="000000" w:themeColor="text1"/>
-          <w:position w:val="1"/>
-          <w:sz w:val="24"/>
-          <w:szCs w:val="24"/>
+      </w:pPr>
+      <w:r>
+        <w:rPr>
+          <w:position w:val="1"/>
         </w:rPr>
         <w:t>Stagiaire</w:t>
       </w:r>
       <w:r>
         <w:rPr>
-          <w:color w:val="000000" w:themeColor="text1"/>
           <w:spacing w:val="-16"/>
           <w:position w:val="1"/>
-          <w:sz w:val="24"/>
-          <w:szCs w:val="24"/>
-        </w:rPr>
-        <w:t xml:space="preserve"> </w:t>
-      </w:r>
-      <w:r>
-        <w:rPr>
-          <w:color w:val="000000" w:themeColor="text1"/>
-          <w:position w:val="1"/>
-          <w:sz w:val="24"/>
-          <w:szCs w:val="24"/>
-        </w:rPr>
-        <w:t>Assistant SecOps à</w:t>
-      </w:r>
-      <w:r>
-        <w:rPr>
-          <w:color w:val="000000" w:themeColor="text1"/>
+        </w:rPr>
+        <w:t xml:space="preserve"> </w:t>
+      </w:r>
+      <w:r>
+        <w:rPr>
+          <w:position w:val="1"/>
+        </w:rPr>
+        <w:t>Ingénieur</w:t>
+      </w:r>
+      <w:r>
+        <w:rPr>
+          <w:spacing w:val="-11"/>
+          <w:position w:val="1"/>
+        </w:rPr>
+        <w:t xml:space="preserve"> </w:t>
+      </w:r>
+      <w:r>
+        <w:rPr>
+          <w:position w:val="1"/>
+        </w:rPr>
+        <w:t>Sys</w:t>
+      </w:r>
+      <w:r>
+        <w:rPr>
+          <w:spacing w:val="-10"/>
+          <w:position w:val="1"/>
+        </w:rPr>
+        <w:t>,</w:t>
+      </w:r>
+      <w:r>
+        <w:rPr>
+          <w:spacing w:val="-11"/>
+          <w:position w:val="1"/>
+        </w:rPr>
+        <w:t xml:space="preserve"> </w:t>
+      </w:r>
+      <w:r>
+        <w:rPr>
+          <w:position w:val="1"/>
+        </w:rPr>
+        <w:t>Réseau</w:t>
+      </w:r>
+      <w:r>
+        <w:rPr>
+          <w:position w:val="1"/>
+        </w:rPr>
+        <w:t xml:space="preserve"> &amp; </w:t>
+      </w:r>
+      <w:r>
+        <w:rPr>
+          <w:position w:val="1"/>
+        </w:rPr>
+        <w:t xml:space="preserve">Sécurité </w:t>
+      </w:r>
+      <w:r>
+        <w:rPr>
+          <w:spacing w:val="-11"/>
+          <w:position w:val="1"/>
+        </w:rPr>
+        <w:t>à</w:t>
+      </w:r>
+      <w:r>
+        <w:rPr>
+          <w:rFonts w:ascii="Arial" w:hAnsi="Arial"/>
           <w:spacing w:val="-5"/>
           <w:position w:val="1"/>
-          <w:sz w:val="24"/>
-          <w:szCs w:val="24"/>
-        </w:rPr>
-        <w:t xml:space="preserve"> </w:t>
-      </w:r>
-      <w:r>
-        <w:rPr>
-          <w:color w:val="000000" w:themeColor="text1"/>
-          <w:position w:val="1"/>
-          <w:sz w:val="24"/>
-          <w:szCs w:val="24"/>
-        </w:rPr>
-        <w:t>TF1,</w:t>
-      </w:r>
-      <w:r>
-        <w:rPr>
-          <w:color w:val="000000" w:themeColor="text1"/>
+        </w:rPr>
+        <w:t xml:space="preserve"> </w:t>
+      </w:r>
+      <w:r>
+        <w:rPr>
+          <w:rFonts w:ascii="Arial" w:hAnsi="Arial"/>
+          <w:position w:val="1"/>
+        </w:rPr>
+        <w:t>Euris</w:t>
+      </w:r>
+      <w:r>
+        <w:rPr>
+          <w:position w:val="1"/>
+        </w:rPr>
+        <w:t>,</w:t>
+      </w:r>
+      <w:r>
+        <w:rPr>
           <w:spacing w:val="-16"/>
           <w:position w:val="1"/>
-          <w:sz w:val="24"/>
-          <w:szCs w:val="24"/>
-        </w:rPr>
-        <w:t xml:space="preserve"> </w:t>
-      </w:r>
-      <w:r>
-        <w:rPr>
-          <w:color w:val="000000" w:themeColor="text1"/>
-          <w:position w:val="1"/>
-          <w:sz w:val="24"/>
-          <w:szCs w:val="24"/>
+        </w:rPr>
+        <w:t xml:space="preserve"> </w:t>
+      </w:r>
+      <w:r>
+        <w:rPr>
+          <w:position w:val="1"/>
         </w:rPr>
         <w:t>Boulogne,</w:t>
       </w:r>
       <w:r>
         <w:rPr>
-          <w:color w:val="000000" w:themeColor="text1"/>
           <w:spacing w:val="-15"/>
           <w:position w:val="1"/>
-          <w:sz w:val="24"/>
-          <w:szCs w:val="24"/>
-        </w:rPr>
-        <w:t xml:space="preserve"> </w:t>
-      </w:r>
-      <w:r>
-        <w:rPr>
-          <w:color w:val="000000" w:themeColor="text1"/>
-          <w:spacing w:val="-2"/>
-          <w:position w:val="1"/>
-          <w:sz w:val="24"/>
-          <w:szCs w:val="24"/>
+        </w:rPr>
+        <w:t xml:space="preserve"> </w:t>
+      </w:r>
+      <w:r>
+        <w:rPr>
+          <w:spacing w:val="-2"/>
+          <w:position w:val="1"/>
         </w:rPr>
         <w:t>France</w:t>
       </w:r>
       <w:r>
         <w:rPr>
-          <w:color w:val="000000" w:themeColor="text1"/>
-          <w:position w:val="1"/>
-          <w:sz w:val="24"/>
-          <w:szCs w:val="24"/>
+          <w:position w:val="1"/>
         </w:rPr>
         <w:tab/>
       </w:r>
       <w:r>
-        <w:rPr>
-          <w:color w:val="000000" w:themeColor="text1"/>
-          <w:sz w:val="24"/>
-          <w:szCs w:val="24"/>
-        </w:rPr>
-        <w:t>Novembre</w:t>
-      </w:r>
-      <w:r>
-        <w:rPr>
-          <w:color w:val="000000" w:themeColor="text1"/>
+        <w:t>Mars</w:t>
+      </w:r>
+      <w:r>
+        <w:rPr>
           <w:spacing w:val="-13"/>
-          <w:sz w:val="24"/>
-          <w:szCs w:val="24"/>
-        </w:rPr>
-        <w:t xml:space="preserve"> </w:t>
-      </w:r>
-      <w:r>
-        <w:rPr>
-          <w:color w:val="000000" w:themeColor="text1"/>
-          <w:sz w:val="24"/>
-          <w:szCs w:val="24"/>
-        </w:rPr>
-        <w:t>202</w:t>
-      </w:r>
-      <w:r>
-        <w:rPr>
-          <w:color w:val="000000" w:themeColor="text1"/>
-          <w:sz w:val="24"/>
-          <w:szCs w:val="24"/>
-        </w:rPr>
-        <w:t>5</w:t>
-      </w:r>
-      <w:r>
-        <w:rPr>
-          <w:color w:val="000000" w:themeColor="text1"/>
+        </w:rPr>
+        <w:t xml:space="preserve"> </w:t>
+      </w:r>
+      <w:r>
+        <w:t>2025</w:t>
+      </w:r>
+      <w:r>
+        <w:rPr>
           <w:spacing w:val="-12"/>
-          <w:sz w:val="24"/>
-          <w:szCs w:val="24"/>
-        </w:rPr>
-        <w:t xml:space="preserve"> </w:t>
-      </w:r>
-      <w:r>
-        <w:rPr>
-          <w:color w:val="000000" w:themeColor="text1"/>
-          <w:sz w:val="24"/>
-          <w:szCs w:val="24"/>
-        </w:rPr>
-        <w:t>–</w:t>
-      </w:r>
-      <w:r>
-        <w:rPr>
-          <w:color w:val="000000" w:themeColor="text1"/>
+        </w:rPr>
+        <w:t xml:space="preserve"> </w:t>
+      </w:r>
+      <w:r>
+        <w:t>-</w:t>
+      </w:r>
+      <w:r>
+        <w:rPr>
           <w:spacing w:val="42"/>
-          <w:sz w:val="24"/>
-          <w:szCs w:val="24"/>
-        </w:rPr>
-        <w:t xml:space="preserve"> </w:t>
-      </w:r>
-      <w:r>
-        <w:rPr>
-          <w:color w:val="000000" w:themeColor="text1"/>
-          <w:sz w:val="24"/>
-          <w:szCs w:val="24"/>
-        </w:rPr>
-        <w:t>Mai 2026</w:t>
+        </w:rPr>
+        <w:t xml:space="preserve"> </w:t>
+      </w:r>
+      <w:r>
+        <w:t>Septembre</w:t>
+      </w:r>
+      <w:r>
+        <w:rPr>
+          <w:spacing w:val="-8"/>
+        </w:rPr>
+        <w:t xml:space="preserve"> </w:t>
+      </w:r>
+      <w:r>
+        <w:rPr>
+          <w:spacing w:val="-4"/>
+        </w:rPr>
+        <w:t>2025</w:t>
       </w:r>
     </w:p>
     <w:p>
@@ -1491,28 +1574,20 @@
         </w:numPr>
         <w:spacing w:before="33" w:line="252" w:lineRule="auto"/>
         <w:ind w:right="23"/>
-        <w:rPr>
-          <w:color w:val="000000" w:themeColor="text1"/>
-        </w:rPr>
-      </w:pPr>
-      <w:r>
-        <w:rPr>
-          <w:color w:val="000000" w:themeColor="text1"/>
-        </w:rPr>
-        <w:t xml:space="preserve">Analyse et traitement des alertes de sécurité via l'EDR </w:t>
-      </w:r>
-      <w:r>
-        <w:rPr>
-          <w:b/>
-          <w:bCs/>
-          <w:color w:val="000000" w:themeColor="text1"/>
-        </w:rPr>
-        <w:t>CrowdStrike</w:t>
-      </w:r>
-      <w:r>
-        <w:rPr>
-          <w:color w:val="000000" w:themeColor="text1"/>
-        </w:rPr>
+      </w:pPr>
+      <w:r>
+        <w:t>Déploiement d’une infrastructure</w:t>
+      </w:r>
+      <w:r>
+        <w:t xml:space="preserve"> pour une plateforme d’entrepôt de données de santé (EDS)</w:t>
+      </w:r>
+      <w:r>
+        <w:t xml:space="preserve"> via</w:t>
+      </w:r>
+      <w:r>
+        <w:t xml:space="preserve"> Infrastructure as Code</w:t>
+      </w:r>
+      <w:r>
         <w:t>.</w:t>
       </w:r>
     </w:p>
@@ -1525,28 +1600,35 @@
         </w:numPr>
         <w:spacing w:before="33" w:line="252" w:lineRule="auto"/>
         <w:ind w:right="23"/>
-        <w:rPr>
-          <w:color w:val="000000" w:themeColor="text1"/>
-        </w:rPr>
-      </w:pPr>
-      <w:r>
-        <w:rPr>
-          <w:color w:val="000000" w:themeColor="text1"/>
-        </w:rPr>
-        <w:t xml:space="preserve">Identification et remédiation des failles de sécurité via </w:t>
-      </w:r>
-      <w:r>
-        <w:rPr>
-          <w:b/>
-          <w:bCs/>
-          <w:color w:val="000000" w:themeColor="text1"/>
-        </w:rPr>
-        <w:t>Tanium</w:t>
-      </w:r>
-      <w:r>
-        <w:rPr>
-          <w:color w:val="000000" w:themeColor="text1"/>
-        </w:rPr>
+      </w:pPr>
+      <w:r>
+        <w:t>M</w:t>
+      </w:r>
+      <w:r>
+        <w:t>ise en place des services essentiels (</w:t>
+      </w:r>
+      <w:r>
+        <w:t>Application</w:t>
+      </w:r>
+      <w:r>
+        <w:t>s</w:t>
+      </w:r>
+      <w:r>
+        <w:t xml:space="preserve">, </w:t>
+      </w:r>
+      <w:r>
+        <w:t>S</w:t>
+      </w:r>
+      <w:r>
+        <w:t xml:space="preserve">upervision, </w:t>
+      </w:r>
+      <w:r>
+        <w:t>S</w:t>
+      </w:r>
+      <w:r>
+        <w:t>auvegarde)</w:t>
+      </w:r>
+      <w:r>
         <w:t>.</w:t>
       </w:r>
     </w:p>
@@ -1559,340 +1641,39 @@
         </w:numPr>
         <w:spacing w:before="33" w:line="252" w:lineRule="auto"/>
         <w:ind w:right="23"/>
-        <w:rPr>
-          <w:color w:val="000000" w:themeColor="text1"/>
-        </w:rPr>
-      </w:pPr>
-      <w:r>
-        <w:rPr>
-          <w:color w:val="000000" w:themeColor="text1"/>
-        </w:rPr>
-        <w:t>Développement de scripts pour l'optimisation des tâches récurrentes</w:t>
-      </w:r>
-      <w:r>
-        <w:rPr>
-          <w:color w:val="000000" w:themeColor="text1"/>
-        </w:rPr>
-        <w:t xml:space="preserve"> lié</w:t>
-      </w:r>
-      <w:r>
-        <w:rPr>
-          <w:color w:val="000000" w:themeColor="text1"/>
-        </w:rPr>
-        <w:t>es</w:t>
-      </w:r>
-      <w:r>
-        <w:rPr>
-          <w:color w:val="000000" w:themeColor="text1"/>
-        </w:rPr>
-        <w:t xml:space="preserve"> aux incidents</w:t>
-      </w:r>
-      <w:r>
-        <w:rPr>
-          <w:color w:val="000000" w:themeColor="text1"/>
-        </w:rPr>
+      </w:pPr>
+      <w:r>
+        <w:t>Intégration</w:t>
+      </w:r>
+      <w:r>
+        <w:t xml:space="preserve"> de</w:t>
+      </w:r>
+      <w:r>
+        <w:t>s</w:t>
+      </w:r>
+      <w:r>
+        <w:t xml:space="preserve"> solutions de sécurité (</w:t>
+      </w:r>
+      <w:r>
+        <w:t>B</w:t>
+      </w:r>
+      <w:r>
+        <w:t xml:space="preserve">astion, </w:t>
+      </w:r>
+      <w:r>
+        <w:t>Pare-feu</w:t>
+      </w:r>
+      <w:r>
+        <w:t>,</w:t>
+      </w:r>
+      <w:r>
+        <w:t xml:space="preserve"> Puits de logs, Protection Brute Force</w:t>
+      </w:r>
+      <w:r>
+        <w:t>)</w:t>
+      </w:r>
+      <w:r>
         <w:t>.</w:t>
-      </w:r>
-    </w:p>
-    <w:p>
-      <w:pPr>
-        <w:pStyle w:val="Titre1"/>
-        <w:rPr>
-          <w:color w:val="000000" w:themeColor="text1"/>
-        </w:rPr>
-      </w:pPr>
-    </w:p>
-    <w:p>
-      <w:pPr>
-        <w:pStyle w:val="Titre2"/>
-        <w:numPr>
-          <w:ilvl w:val="0"/>
-          <w:numId w:val="2"/>
-        </w:numPr>
-        <w:tabs>
-          <w:tab w:val="left" w:pos="8013"/>
-        </w:tabs>
-        <w:spacing w:before="4"/>
-        <w:rPr>
-          <w:color w:val="000000" w:themeColor="text1"/>
-          <w:sz w:val="24"/>
-          <w:szCs w:val="24"/>
-        </w:rPr>
-      </w:pPr>
-      <w:r>
-        <w:rPr>
-          <w:color w:val="000000" w:themeColor="text1"/>
-          <w:position w:val="1"/>
-          <w:sz w:val="24"/>
-          <w:szCs w:val="24"/>
-        </w:rPr>
-        <w:t>Stagiaire</w:t>
-      </w:r>
-      <w:r>
-        <w:rPr>
-          <w:color w:val="000000" w:themeColor="text1"/>
-          <w:spacing w:val="-16"/>
-          <w:position w:val="1"/>
-          <w:sz w:val="24"/>
-          <w:szCs w:val="24"/>
-        </w:rPr>
-        <w:t xml:space="preserve"> </w:t>
-      </w:r>
-      <w:r>
-        <w:rPr>
-          <w:color w:val="000000" w:themeColor="text1"/>
-          <w:position w:val="1"/>
-          <w:sz w:val="24"/>
-          <w:szCs w:val="24"/>
-        </w:rPr>
-        <w:t>Admin</w:t>
-      </w:r>
-      <w:r>
-        <w:rPr>
-          <w:color w:val="000000" w:themeColor="text1"/>
-          <w:spacing w:val="-11"/>
-          <w:position w:val="1"/>
-          <w:sz w:val="24"/>
-          <w:szCs w:val="24"/>
-        </w:rPr>
-        <w:t xml:space="preserve"> </w:t>
-      </w:r>
-      <w:r>
-        <w:rPr>
-          <w:color w:val="000000" w:themeColor="text1"/>
-          <w:position w:val="1"/>
-          <w:sz w:val="24"/>
-          <w:szCs w:val="24"/>
-        </w:rPr>
-        <w:t>Sys</w:t>
-      </w:r>
-      <w:r>
-        <w:rPr>
-          <w:color w:val="000000" w:themeColor="text1"/>
-          <w:spacing w:val="-10"/>
-          <w:position w:val="1"/>
-          <w:sz w:val="24"/>
-          <w:szCs w:val="24"/>
-        </w:rPr>
-        <w:t xml:space="preserve"> </w:t>
-      </w:r>
-      <w:r>
-        <w:rPr>
-          <w:color w:val="000000" w:themeColor="text1"/>
-          <w:position w:val="1"/>
-          <w:sz w:val="24"/>
-          <w:szCs w:val="24"/>
-        </w:rPr>
-        <w:t>&amp;</w:t>
-      </w:r>
-      <w:r>
-        <w:rPr>
-          <w:color w:val="000000" w:themeColor="text1"/>
-          <w:spacing w:val="-11"/>
-          <w:position w:val="1"/>
-          <w:sz w:val="24"/>
-          <w:szCs w:val="24"/>
-        </w:rPr>
-        <w:t xml:space="preserve"> </w:t>
-      </w:r>
-      <w:r>
-        <w:rPr>
-          <w:color w:val="000000" w:themeColor="text1"/>
-          <w:position w:val="1"/>
-          <w:sz w:val="24"/>
-          <w:szCs w:val="24"/>
-        </w:rPr>
-        <w:t>Réseau,</w:t>
-      </w:r>
-      <w:r>
-        <w:rPr>
-          <w:color w:val="000000" w:themeColor="text1"/>
-          <w:spacing w:val="-11"/>
-          <w:position w:val="1"/>
-          <w:sz w:val="24"/>
-          <w:szCs w:val="24"/>
-        </w:rPr>
-        <w:t xml:space="preserve"> </w:t>
-      </w:r>
-      <w:r>
-        <w:rPr>
-          <w:color w:val="000000" w:themeColor="text1"/>
-          <w:position w:val="1"/>
-          <w:sz w:val="24"/>
-          <w:szCs w:val="24"/>
-        </w:rPr>
-        <w:t>DevOps</w:t>
-      </w:r>
-      <w:r>
-        <w:rPr>
-          <w:color w:val="000000" w:themeColor="text1"/>
-          <w:spacing w:val="-16"/>
-          <w:position w:val="1"/>
-          <w:sz w:val="24"/>
-          <w:szCs w:val="24"/>
-        </w:rPr>
-        <w:t xml:space="preserve"> </w:t>
-      </w:r>
-      <w:r>
-        <w:rPr>
-          <w:color w:val="000000" w:themeColor="text1"/>
-          <w:position w:val="1"/>
-          <w:sz w:val="24"/>
-          <w:szCs w:val="24"/>
-        </w:rPr>
-        <w:t>à</w:t>
-      </w:r>
-      <w:r>
-        <w:rPr>
-          <w:color w:val="000000" w:themeColor="text1"/>
-          <w:spacing w:val="-5"/>
-          <w:position w:val="1"/>
-          <w:sz w:val="24"/>
-          <w:szCs w:val="24"/>
-        </w:rPr>
-        <w:t xml:space="preserve"> </w:t>
-      </w:r>
-      <w:r>
-        <w:rPr>
-          <w:color w:val="000000" w:themeColor="text1"/>
-          <w:position w:val="1"/>
-          <w:sz w:val="24"/>
-          <w:szCs w:val="24"/>
-        </w:rPr>
-        <w:t>Euris,</w:t>
-      </w:r>
-      <w:r>
-        <w:rPr>
-          <w:color w:val="000000" w:themeColor="text1"/>
-          <w:spacing w:val="-16"/>
-          <w:position w:val="1"/>
-          <w:sz w:val="24"/>
-          <w:szCs w:val="24"/>
-        </w:rPr>
-        <w:t xml:space="preserve"> </w:t>
-      </w:r>
-      <w:r>
-        <w:rPr>
-          <w:color w:val="000000" w:themeColor="text1"/>
-          <w:position w:val="1"/>
-          <w:sz w:val="24"/>
-          <w:szCs w:val="24"/>
-        </w:rPr>
-        <w:t>Boulogne,</w:t>
-      </w:r>
-      <w:r>
-        <w:rPr>
-          <w:color w:val="000000" w:themeColor="text1"/>
-          <w:spacing w:val="-15"/>
-          <w:position w:val="1"/>
-          <w:sz w:val="24"/>
-          <w:szCs w:val="24"/>
-        </w:rPr>
-        <w:t xml:space="preserve"> </w:t>
-      </w:r>
-      <w:r>
-        <w:rPr>
-          <w:color w:val="000000" w:themeColor="text1"/>
-          <w:spacing w:val="-2"/>
-          <w:position w:val="1"/>
-          <w:sz w:val="24"/>
-          <w:szCs w:val="24"/>
-        </w:rPr>
-        <w:t>France</w:t>
-      </w:r>
-      <w:r>
-        <w:rPr>
-          <w:color w:val="000000" w:themeColor="text1"/>
-          <w:position w:val="1"/>
-          <w:sz w:val="24"/>
-          <w:szCs w:val="24"/>
-        </w:rPr>
-        <w:tab/>
-      </w:r>
-      <w:r>
-        <w:rPr>
-          <w:color w:val="000000" w:themeColor="text1"/>
-          <w:sz w:val="24"/>
-          <w:szCs w:val="24"/>
-        </w:rPr>
-        <w:t>Mars</w:t>
-      </w:r>
-      <w:r>
-        <w:rPr>
-          <w:color w:val="000000" w:themeColor="text1"/>
-          <w:spacing w:val="-13"/>
-          <w:sz w:val="24"/>
-          <w:szCs w:val="24"/>
-        </w:rPr>
-        <w:t xml:space="preserve"> </w:t>
-      </w:r>
-      <w:r>
-        <w:rPr>
-          <w:color w:val="000000" w:themeColor="text1"/>
-          <w:sz w:val="24"/>
-          <w:szCs w:val="24"/>
-        </w:rPr>
-        <w:t>2025</w:t>
-      </w:r>
-      <w:r>
-        <w:rPr>
-          <w:color w:val="000000" w:themeColor="text1"/>
-          <w:spacing w:val="-12"/>
-          <w:sz w:val="24"/>
-          <w:szCs w:val="24"/>
-        </w:rPr>
-        <w:t xml:space="preserve"> </w:t>
-      </w:r>
-      <w:r>
-        <w:rPr>
-          <w:color w:val="000000" w:themeColor="text1"/>
-          <w:sz w:val="24"/>
-          <w:szCs w:val="24"/>
-        </w:rPr>
-        <w:t>-</w:t>
-      </w:r>
-      <w:r>
-        <w:rPr>
-          <w:color w:val="000000" w:themeColor="text1"/>
-          <w:spacing w:val="42"/>
-          <w:sz w:val="24"/>
-          <w:szCs w:val="24"/>
-        </w:rPr>
-        <w:t xml:space="preserve"> </w:t>
-      </w:r>
-      <w:r>
-        <w:rPr>
-          <w:color w:val="000000" w:themeColor="text1"/>
-          <w:sz w:val="24"/>
-          <w:szCs w:val="24"/>
-        </w:rPr>
-        <w:t>Sept</w:t>
-      </w:r>
-      <w:r>
-        <w:rPr>
-          <w:color w:val="000000" w:themeColor="text1"/>
-          <w:sz w:val="24"/>
-          <w:szCs w:val="24"/>
-        </w:rPr>
-        <w:t>embre</w:t>
-      </w:r>
-      <w:r>
-        <w:rPr>
-          <w:color w:val="000000" w:themeColor="text1"/>
-          <w:spacing w:val="-8"/>
-          <w:sz w:val="24"/>
-          <w:szCs w:val="24"/>
-        </w:rPr>
-        <w:t xml:space="preserve"> </w:t>
-      </w:r>
-      <w:r>
-        <w:rPr>
-          <w:color w:val="000000" w:themeColor="text1"/>
-          <w:spacing w:val="-4"/>
-          <w:sz w:val="24"/>
-          <w:szCs w:val="24"/>
-        </w:rPr>
-        <w:t>2025</w:t>
       </w:r>
     </w:p>
     <w:p>
@@ -1904,287 +1685,16 @@
         </w:numPr>
         <w:spacing w:before="33" w:line="252" w:lineRule="auto"/>
         <w:ind w:right="23"/>
-        <w:rPr>
-          <w:color w:val="000000" w:themeColor="text1"/>
-        </w:rPr>
-      </w:pPr>
-      <w:r>
-        <w:rPr>
-          <w:color w:val="000000" w:themeColor="text1"/>
-          <w:spacing w:val="-4"/>
-        </w:rPr>
-        <w:t>Déploiement</w:t>
-      </w:r>
-      <w:r>
-        <w:rPr>
-          <w:color w:val="000000" w:themeColor="text1"/>
-          <w:spacing w:val="-13"/>
-        </w:rPr>
-        <w:t xml:space="preserve"> </w:t>
-      </w:r>
-      <w:r>
-        <w:rPr>
-          <w:color w:val="000000" w:themeColor="text1"/>
-          <w:spacing w:val="-4"/>
-        </w:rPr>
-        <w:t>et</w:t>
-      </w:r>
-      <w:r>
-        <w:rPr>
-          <w:color w:val="000000" w:themeColor="text1"/>
-          <w:spacing w:val="-12"/>
-        </w:rPr>
-        <w:t xml:space="preserve"> </w:t>
-      </w:r>
-      <w:r>
-        <w:rPr>
-          <w:color w:val="000000" w:themeColor="text1"/>
-          <w:spacing w:val="-4"/>
-        </w:rPr>
-        <w:t>sécurisation</w:t>
-      </w:r>
-      <w:r>
-        <w:rPr>
-          <w:color w:val="000000" w:themeColor="text1"/>
-          <w:spacing w:val="-13"/>
-        </w:rPr>
-        <w:t xml:space="preserve"> </w:t>
-      </w:r>
-      <w:r>
-        <w:rPr>
-          <w:color w:val="000000" w:themeColor="text1"/>
-          <w:spacing w:val="-4"/>
-        </w:rPr>
-        <w:t>d’un</w:t>
-      </w:r>
-      <w:r>
-        <w:rPr>
-          <w:color w:val="000000" w:themeColor="text1"/>
-          <w:spacing w:val="-4"/>
-        </w:rPr>
-        <w:t>e</w:t>
-      </w:r>
-      <w:r>
-        <w:rPr>
-          <w:color w:val="000000" w:themeColor="text1"/>
-          <w:spacing w:val="-12"/>
-        </w:rPr>
-        <w:t xml:space="preserve"> </w:t>
-      </w:r>
-      <w:r>
-        <w:rPr>
-          <w:color w:val="000000" w:themeColor="text1"/>
-          <w:spacing w:val="-4"/>
-        </w:rPr>
-        <w:t>infra</w:t>
-      </w:r>
-      <w:r>
-        <w:rPr>
-          <w:color w:val="000000" w:themeColor="text1"/>
-          <w:spacing w:val="-12"/>
-        </w:rPr>
-        <w:t xml:space="preserve"> </w:t>
-      </w:r>
-      <w:r>
-        <w:rPr>
-          <w:color w:val="000000" w:themeColor="text1"/>
-          <w:spacing w:val="-13"/>
-        </w:rPr>
-        <w:t>dans</w:t>
-      </w:r>
-      <w:r>
-        <w:rPr>
-          <w:color w:val="000000" w:themeColor="text1"/>
-          <w:spacing w:val="-12"/>
-        </w:rPr>
-        <w:t xml:space="preserve"> </w:t>
-      </w:r>
-      <w:r>
-        <w:rPr>
-          <w:color w:val="000000" w:themeColor="text1"/>
-          <w:spacing w:val="-4"/>
-        </w:rPr>
-        <w:t>le</w:t>
-      </w:r>
-      <w:r>
-        <w:rPr>
-          <w:color w:val="000000" w:themeColor="text1"/>
-          <w:spacing w:val="-13"/>
-        </w:rPr>
-        <w:t xml:space="preserve"> </w:t>
-      </w:r>
-      <w:r>
-        <w:rPr>
-          <w:color w:val="000000" w:themeColor="text1"/>
-          <w:spacing w:val="-4"/>
-        </w:rPr>
-        <w:t>cadre</w:t>
-      </w:r>
-      <w:r>
-        <w:rPr>
-          <w:color w:val="000000" w:themeColor="text1"/>
-          <w:spacing w:val="-12"/>
-        </w:rPr>
-        <w:t xml:space="preserve"> </w:t>
-      </w:r>
-      <w:r>
-        <w:rPr>
-          <w:color w:val="000000" w:themeColor="text1"/>
-          <w:spacing w:val="-4"/>
-        </w:rPr>
-        <w:t>d’un</w:t>
-      </w:r>
-      <w:r>
-        <w:rPr>
-          <w:color w:val="000000" w:themeColor="text1"/>
-          <w:spacing w:val="-13"/>
-        </w:rPr>
-        <w:t xml:space="preserve"> </w:t>
-      </w:r>
-      <w:r>
-        <w:rPr>
-          <w:color w:val="000000" w:themeColor="text1"/>
-          <w:spacing w:val="-4"/>
-        </w:rPr>
-        <w:t>projet</w:t>
-      </w:r>
-      <w:r>
-        <w:rPr>
-          <w:color w:val="000000" w:themeColor="text1"/>
-          <w:spacing w:val="-12"/>
-        </w:rPr>
-        <w:t xml:space="preserve"> </w:t>
-      </w:r>
-      <w:r>
-        <w:rPr>
-          <w:color w:val="000000" w:themeColor="text1"/>
-          <w:spacing w:val="-4"/>
-        </w:rPr>
-        <w:t xml:space="preserve">d’entrepôt </w:t>
-      </w:r>
-      <w:r>
-        <w:rPr>
-          <w:color w:val="000000" w:themeColor="text1"/>
-        </w:rPr>
-        <w:t>de données de santé.</w:t>
+      </w:pPr>
+      <w:r>
+        <w:t>Rédaction de la documentation technique du travail réalisé.</w:t>
       </w:r>
     </w:p>
     <w:p>
       <w:pPr>
         <w:pStyle w:val="Corpsdetexte"/>
-        <w:numPr>
-          <w:ilvl w:val="1"/>
-          <w:numId w:val="2"/>
-        </w:numPr>
-        <w:spacing w:before="42" w:line="252" w:lineRule="auto"/>
-        <w:ind w:right="23"/>
-        <w:rPr>
-          <w:color w:val="000000" w:themeColor="text1"/>
-        </w:rPr>
-      </w:pPr>
-      <w:r>
-        <w:rPr>
-          <w:color w:val="000000" w:themeColor="text1"/>
-        </w:rPr>
-        <w:t xml:space="preserve">Implémentation d’un outil de gestion de logs (Graylog) pour </w:t>
-      </w:r>
-      <w:r>
-        <w:rPr>
-          <w:color w:val="000000" w:themeColor="text1"/>
-        </w:rPr>
-        <w:t>centraliser</w:t>
-      </w:r>
-      <w:r>
-        <w:rPr>
-          <w:color w:val="000000" w:themeColor="text1"/>
-        </w:rPr>
-        <w:t xml:space="preserve"> </w:t>
-      </w:r>
-      <w:r>
-        <w:rPr>
-          <w:color w:val="000000" w:themeColor="text1"/>
-        </w:rPr>
-        <w:t>l</w:t>
-      </w:r>
-      <w:r>
-        <w:rPr>
-          <w:color w:val="000000" w:themeColor="text1"/>
-        </w:rPr>
-        <w:t xml:space="preserve">es </w:t>
-      </w:r>
-      <w:r>
-        <w:rPr>
-          <w:color w:val="000000" w:themeColor="text1"/>
-        </w:rPr>
-        <w:t>journaux activités.</w:t>
-      </w:r>
-    </w:p>
-    <w:p>
-      <w:pPr>
-        <w:pStyle w:val="Corpsdetexte"/>
-        <w:numPr>
-          <w:ilvl w:val="1"/>
-          <w:numId w:val="2"/>
-        </w:numPr>
-        <w:spacing w:before="42" w:line="252" w:lineRule="auto"/>
-        <w:ind w:right="23"/>
-        <w:rPr>
-          <w:color w:val="000000" w:themeColor="text1"/>
-        </w:rPr>
-      </w:pPr>
-      <w:r>
-        <w:rPr>
-          <w:color w:val="000000" w:themeColor="text1"/>
-        </w:rPr>
-        <w:t>V</w:t>
-      </w:r>
-      <w:r>
-        <w:rPr>
-          <w:color w:val="000000" w:themeColor="text1"/>
-        </w:rPr>
-        <w:t xml:space="preserve">érification </w:t>
-      </w:r>
-      <w:r>
-        <w:rPr>
-          <w:color w:val="000000" w:themeColor="text1"/>
-        </w:rPr>
-        <w:t xml:space="preserve">du bon fonctionnement et </w:t>
-      </w:r>
-      <w:r>
-        <w:rPr>
-          <w:color w:val="000000" w:themeColor="text1"/>
-        </w:rPr>
-        <w:t>de la cohérence des informations remontées</w:t>
-      </w:r>
-      <w:r>
-        <w:rPr>
-          <w:color w:val="000000" w:themeColor="text1"/>
-        </w:rPr>
-        <w:t xml:space="preserve"> par</w:t>
-      </w:r>
-      <w:r>
-        <w:rPr>
-          <w:color w:val="000000" w:themeColor="text1"/>
-        </w:rPr>
-        <w:t xml:space="preserve"> l’outil</w:t>
-      </w:r>
-      <w:r>
-        <w:rPr>
-          <w:color w:val="000000" w:themeColor="text1"/>
-        </w:rPr>
-        <w:t>.</w:t>
-      </w:r>
-    </w:p>
-    <w:p>
-      <w:pPr>
-        <w:pStyle w:val="Corpsdetexte"/>
-        <w:spacing w:before="42" w:line="252" w:lineRule="auto"/>
+        <w:spacing w:before="33" w:line="252" w:lineRule="auto"/>
         <w:ind w:left="1440" w:right="23"/>
-        <w:rPr>
-          <w:color w:val="000000" w:themeColor="text1"/>
-          <w:sz w:val="24"/>
-          <w:szCs w:val="24"/>
-        </w:rPr>
       </w:pPr>
     </w:p>
     <w:p>
@@ -2198,96 +1708,66 @@
           <w:tab w:val="left" w:pos="8037"/>
         </w:tabs>
         <w:spacing w:before="65"/>
-        <w:rPr>
-          <w:color w:val="000000" w:themeColor="text1"/>
-          <w:sz w:val="24"/>
-          <w:szCs w:val="24"/>
-        </w:rPr>
-      </w:pPr>
-      <w:r>
-        <w:rPr>
-          <w:color w:val="000000" w:themeColor="text1"/>
-          <w:spacing w:val="-2"/>
-          <w:sz w:val="24"/>
-          <w:szCs w:val="24"/>
-        </w:rPr>
-        <w:t>Stagiaire Ingénieur logiciel à VIVERIS, Toulouse, France</w:t>
-      </w:r>
-      <w:r>
-        <w:rPr>
-          <w:color w:val="000000" w:themeColor="text1"/>
-          <w:sz w:val="24"/>
-          <w:szCs w:val="24"/>
-        </w:rPr>
+      </w:pPr>
+      <w:r>
+        <w:rPr>
+          <w:spacing w:val="-2"/>
+        </w:rPr>
+        <w:t xml:space="preserve">Stagiaire Ingénieur logiciel </w:t>
+      </w:r>
+      <w:r>
+        <w:rPr>
+          <w:rFonts w:ascii="Arial" w:hAnsi="Arial"/>
+          <w:spacing w:val="-2"/>
+        </w:rPr>
+        <w:t xml:space="preserve">à </w:t>
+      </w:r>
+      <w:r>
+        <w:rPr>
+          <w:spacing w:val="-2"/>
+        </w:rPr>
+        <w:t>VIVERIS, Toulouse, France</w:t>
+      </w:r>
+      <w:r>
         <w:tab/>
         <w:t>Mars</w:t>
       </w:r>
       <w:r>
         <w:rPr>
-          <w:color w:val="000000" w:themeColor="text1"/>
           <w:spacing w:val="-11"/>
-          <w:sz w:val="24"/>
-          <w:szCs w:val="24"/>
-        </w:rPr>
-        <w:t xml:space="preserve"> </w:t>
-      </w:r>
-      <w:r>
-        <w:rPr>
-          <w:color w:val="000000" w:themeColor="text1"/>
-          <w:sz w:val="24"/>
-          <w:szCs w:val="24"/>
-        </w:rPr>
+        </w:rPr>
+        <w:t xml:space="preserve"> </w:t>
+      </w:r>
+      <w:r>
         <w:t>2024</w:t>
       </w:r>
       <w:r>
         <w:rPr>
-          <w:color w:val="000000" w:themeColor="text1"/>
           <w:spacing w:val="-10"/>
-          <w:sz w:val="24"/>
-          <w:szCs w:val="24"/>
-        </w:rPr>
-        <w:t xml:space="preserve"> </w:t>
-      </w:r>
-      <w:r>
-        <w:rPr>
-          <w:color w:val="000000" w:themeColor="text1"/>
-          <w:sz w:val="24"/>
-          <w:szCs w:val="24"/>
-        </w:rPr>
+        </w:rPr>
+        <w:t xml:space="preserve"> </w:t>
+      </w:r>
+      <w:r>
         <w:t>-</w:t>
       </w:r>
       <w:r>
         <w:rPr>
-          <w:color w:val="000000" w:themeColor="text1"/>
           <w:spacing w:val="-10"/>
-          <w:sz w:val="24"/>
-          <w:szCs w:val="24"/>
-        </w:rPr>
-        <w:t xml:space="preserve"> </w:t>
-      </w:r>
-      <w:r>
-        <w:rPr>
-          <w:color w:val="000000" w:themeColor="text1"/>
-          <w:sz w:val="24"/>
-          <w:szCs w:val="24"/>
-        </w:rPr>
+        </w:rPr>
+        <w:t xml:space="preserve"> </w:t>
+      </w:r>
+      <w:r>
         <w:t>Août</w:t>
       </w:r>
       <w:r>
         <w:rPr>
-          <w:color w:val="000000" w:themeColor="text1"/>
           <w:spacing w:val="-10"/>
-          <w:sz w:val="24"/>
-          <w:szCs w:val="24"/>
-        </w:rPr>
-        <w:t xml:space="preserve"> </w:t>
-      </w:r>
-      <w:r>
-        <w:rPr>
-          <w:color w:val="000000" w:themeColor="text1"/>
+        </w:rPr>
+        <w:t xml:space="preserve"> </w:t>
+      </w:r>
+      <w:r>
+        <w:rPr>
           <w:spacing w:val="-4"/>
-          <w:sz w:val="24"/>
-          <w:szCs w:val="24"/>
         </w:rPr>
         <w:t>2024</w:t>
       </w:r>
@@ -2301,13 +1781,9 @@
         </w:numPr>
         <w:spacing w:line="252" w:lineRule="auto"/>
         <w:ind w:right="301"/>
-        <w:rPr>
-          <w:color w:val="000000" w:themeColor="text1"/>
-        </w:rPr>
-      </w:pPr>
-      <w:r>
-        <w:rPr>
-          <w:color w:val="000000" w:themeColor="text1"/>
+      </w:pPr>
+      <w:r>
+        <w:rPr>
           <w:spacing w:val="-2"/>
           <w:position w:val="1"/>
         </w:rPr>
@@ -2315,7 +1791,6 @@
       </w:r>
       <w:r>
         <w:rPr>
-          <w:color w:val="000000" w:themeColor="text1"/>
           <w:spacing w:val="-12"/>
           <w:position w:val="1"/>
         </w:rPr>
@@ -2323,7 +1798,6 @@
       </w:r>
       <w:r>
         <w:rPr>
-          <w:color w:val="000000" w:themeColor="text1"/>
           <w:spacing w:val="-2"/>
           <w:position w:val="1"/>
         </w:rPr>
@@ -2331,7 +1805,6 @@
       </w:r>
       <w:r>
         <w:rPr>
-          <w:color w:val="000000" w:themeColor="text1"/>
           <w:spacing w:val="-12"/>
           <w:position w:val="1"/>
         </w:rPr>
@@ -2339,7 +1812,6 @@
       </w:r>
       <w:r>
         <w:rPr>
-          <w:color w:val="000000" w:themeColor="text1"/>
           <w:spacing w:val="-2"/>
           <w:position w:val="1"/>
         </w:rPr>
@@ -2347,7 +1819,6 @@
       </w:r>
       <w:r>
         <w:rPr>
-          <w:color w:val="000000" w:themeColor="text1"/>
           <w:spacing w:val="-12"/>
           <w:position w:val="1"/>
         </w:rPr>
@@ -2355,7 +1826,6 @@
       </w:r>
       <w:r>
         <w:rPr>
-          <w:color w:val="000000" w:themeColor="text1"/>
           <w:spacing w:val="-2"/>
           <w:position w:val="1"/>
         </w:rPr>
@@ -2363,7 +1833,6 @@
       </w:r>
       <w:r>
         <w:rPr>
-          <w:color w:val="000000" w:themeColor="text1"/>
           <w:spacing w:val="-12"/>
           <w:position w:val="1"/>
         </w:rPr>
@@ -2371,7 +1840,6 @@
       </w:r>
       <w:r>
         <w:rPr>
-          <w:color w:val="000000" w:themeColor="text1"/>
           <w:spacing w:val="-2"/>
           <w:position w:val="1"/>
         </w:rPr>
@@ -2379,7 +1847,6 @@
       </w:r>
       <w:r>
         <w:rPr>
-          <w:color w:val="000000" w:themeColor="text1"/>
           <w:spacing w:val="-12"/>
           <w:position w:val="1"/>
         </w:rPr>
@@ -2387,7 +1854,6 @@
       </w:r>
       <w:r>
         <w:rPr>
-          <w:color w:val="000000" w:themeColor="text1"/>
           <w:spacing w:val="-2"/>
           <w:position w:val="1"/>
         </w:rPr>
@@ -2395,7 +1861,6 @@
       </w:r>
       <w:r>
         <w:rPr>
-          <w:color w:val="000000" w:themeColor="text1"/>
           <w:spacing w:val="-12"/>
           <w:position w:val="1"/>
         </w:rPr>
@@ -2403,7 +1868,6 @@
       </w:r>
       <w:r>
         <w:rPr>
-          <w:color w:val="000000" w:themeColor="text1"/>
           <w:spacing w:val="-2"/>
           <w:position w:val="1"/>
         </w:rPr>
@@ -2411,7 +1875,6 @@
       </w:r>
       <w:r>
         <w:rPr>
-          <w:color w:val="000000" w:themeColor="text1"/>
           <w:spacing w:val="-12"/>
           <w:position w:val="1"/>
         </w:rPr>
@@ -2419,7 +1882,6 @@
       </w:r>
       <w:r>
         <w:rPr>
-          <w:color w:val="000000" w:themeColor="text1"/>
           <w:spacing w:val="-2"/>
           <w:position w:val="1"/>
         </w:rPr>
@@ -2427,7 +1889,6 @@
       </w:r>
       <w:r>
         <w:rPr>
-          <w:color w:val="000000" w:themeColor="text1"/>
           <w:spacing w:val="-12"/>
           <w:position w:val="1"/>
         </w:rPr>
@@ -2435,7 +1896,6 @@
       </w:r>
       <w:r>
         <w:rPr>
-          <w:color w:val="000000" w:themeColor="text1"/>
           <w:spacing w:val="-2"/>
           <w:position w:val="1"/>
         </w:rPr>
@@ -2443,7 +1903,6 @@
       </w:r>
       <w:r>
         <w:rPr>
-          <w:color w:val="000000" w:themeColor="text1"/>
           <w:spacing w:val="-12"/>
           <w:position w:val="1"/>
         </w:rPr>
@@ -2451,7 +1910,6 @@
       </w:r>
       <w:r>
         <w:rPr>
-          <w:color w:val="000000" w:themeColor="text1"/>
           <w:spacing w:val="-2"/>
           <w:position w:val="1"/>
         </w:rPr>
@@ -2459,7 +1917,6 @@
       </w:r>
       <w:r>
         <w:rPr>
-          <w:color w:val="000000" w:themeColor="text1"/>
           <w:spacing w:val="-12"/>
           <w:position w:val="1"/>
         </w:rPr>
@@ -2467,7 +1924,6 @@
       </w:r>
       <w:r>
         <w:rPr>
-          <w:color w:val="000000" w:themeColor="text1"/>
           <w:spacing w:val="-2"/>
           <w:position w:val="1"/>
         </w:rPr>
@@ -2475,7 +1931,6 @@
       </w:r>
       <w:r>
         <w:rPr>
-          <w:color w:val="000000" w:themeColor="text1"/>
           <w:spacing w:val="-12"/>
           <w:position w:val="1"/>
         </w:rPr>
@@ -2483,7 +1938,6 @@
       </w:r>
       <w:r>
         <w:rPr>
-          <w:color w:val="000000" w:themeColor="text1"/>
           <w:spacing w:val="-2"/>
           <w:position w:val="1"/>
         </w:rPr>
@@ -2491,7 +1945,6 @@
       </w:r>
       <w:r>
         <w:rPr>
-          <w:color w:val="000000" w:themeColor="text1"/>
           <w:spacing w:val="-12"/>
           <w:position w:val="1"/>
         </w:rPr>
@@ -2499,7 +1952,6 @@
       </w:r>
       <w:r>
         <w:rPr>
-          <w:color w:val="000000" w:themeColor="text1"/>
           <w:spacing w:val="-2"/>
           <w:position w:val="1"/>
         </w:rPr>
@@ -2507,7 +1959,6 @@
       </w:r>
       <w:r>
         <w:rPr>
-          <w:color w:val="000000" w:themeColor="text1"/>
           <w:spacing w:val="-12"/>
           <w:position w:val="1"/>
         </w:rPr>
@@ -2515,16 +1966,12 @@
       </w:r>
       <w:r>
         <w:rPr>
-          <w:color w:val="000000" w:themeColor="text1"/>
           <w:spacing w:val="-2"/>
           <w:position w:val="1"/>
         </w:rPr>
         <w:t xml:space="preserve">données </w:t>
       </w:r>
       <w:r>
-        <w:rPr>
-          <w:color w:val="000000" w:themeColor="text1"/>
-        </w:rPr>
         <w:t>générées par une plateforme réseau 5G.</w:t>
       </w:r>
     </w:p>
@@ -2533,9 +1980,6 @@
         <w:pStyle w:val="Corpsdetexte"/>
         <w:spacing w:line="252" w:lineRule="auto"/>
         <w:ind w:left="1440" w:right="301"/>
-        <w:rPr>
-          <w:color w:val="000000" w:themeColor="text1"/>
-        </w:rPr>
       </w:pPr>
     </w:p>
     <w:p>
@@ -2836,12 +2280,10 @@
     <w:p>
       <w:pPr>
         <w:pStyle w:val="Corpsdetexte"/>
-        <w:spacing w:before="1"/>
-        <w:rPr>
-          <w:b/>
+        <w:spacing w:line="280" w:lineRule="auto"/>
+        <w:ind w:left="1440" w:right="463"/>
+        <w:rPr>
           <w:color w:val="000000" w:themeColor="text1"/>
-          <w:sz w:val="24"/>
-          <w:szCs w:val="24"/>
         </w:rPr>
       </w:pPr>
     </w:p>
@@ -2881,26 +2323,22 @@
     <w:p>
       <w:pPr>
         <w:pStyle w:val="Corpsdetexte"/>
-        <w:numPr>
-          <w:ilvl w:val="0"/>
-          <w:numId w:val="7"/>
-        </w:numPr>
         <w:spacing w:before="1"/>
         <w:rPr>
           <w:b/>
-          <w:color w:val="000000" w:themeColor="text1"/>
+          <w:sz w:val="6"/>
         </w:rPr>
       </w:pPr>
       <w:r>
         <w:rPr>
           <w:b/>
           <w:noProof/>
-          <w:color w:val="000000" w:themeColor="text1"/>
+          <w:sz w:val="6"/>
         </w:rPr>
         <mc:AlternateContent>
           <mc:Choice Requires="wps">
             <w:drawing>
-              <wp:anchor distT="0" distB="0" distL="0" distR="0" simplePos="0" relativeHeight="251663360" behindDoc="1" locked="0" layoutInCell="1" allowOverlap="1" wp14:anchorId="1FD24D89" wp14:editId="61F5542A">
+              <wp:anchor distT="0" distB="0" distL="0" distR="0" simplePos="0" relativeHeight="487590400" behindDoc="1" locked="0" layoutInCell="1" allowOverlap="1" wp14:anchorId="1FD24D89" wp14:editId="61F5542A">
                 <wp:simplePos x="0" y="0"/>
                 <wp:positionH relativeFrom="page">
                   <wp:posOffset>468238</wp:posOffset>
@@ -2964,7 +2402,7 @@
           </mc:Choice>
           <mc:Fallback>
             <w:pict>
-              <v:shape w14:anchorId="677328B0" id="Graphic 27" o:spid="_x0000_s1026" style="position:absolute;margin-left:36.85pt;margin-top:4.75pt;width:523.7pt;height:.1pt;z-index:-251653120;visibility:visible;mso-wrap-style:square;mso-wrap-distance-left:0;mso-wrap-distance-top:0;mso-wrap-distance-right:0;mso-wrap-distance-bottom:0;mso-position-horizontal:absolute;mso-position-horizontal-relative:page;mso-position-vertical:absolute;mso-position-vertical-relative:text;v-text-anchor:top" coordsize="6650990,1270" o:gfxdata="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" path="m,l6650426,e" filled="f" strokecolor="#1d1d1d" strokeweight=".26456mm">
+              <v:shape w14:anchorId="6F9B7F0A" id="Graphic 27" o:spid="_x0000_s1026" style="position:absolute;margin-left:36.85pt;margin-top:4.75pt;width:523.7pt;height:.1pt;z-index:-15726080;visibility:visible;mso-wrap-style:square;mso-wrap-distance-left:0;mso-wrap-distance-top:0;mso-wrap-distance-right:0;mso-wrap-distance-bottom:0;mso-position-horizontal:absolute;mso-position-horizontal-relative:page;mso-position-vertical:absolute;mso-position-vertical-relative:text;v-text-anchor:top" coordsize="6650990,1270" o:gfxdata="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" path="m,l6650426,e" filled="f" strokecolor="#1d1d1d" strokeweight=".26456mm">
                 <v:path arrowok="t"/>
                 <w10:wrap type="topAndBottom" anchorx="page"/>
               </v:shape>
@@ -2972,190 +2410,46 @@
           </mc:Fallback>
         </mc:AlternateContent>
       </w:r>
-      <w:r>
-        <w:rPr>
-          <w:b/>
-          <w:bCs/>
-          <w:color w:val="000000" w:themeColor="text1"/>
-        </w:rPr>
-        <w:t>Automatisation</w:t>
-      </w:r>
-      <w:r>
-        <w:rPr>
-          <w:b/>
-          <w:bCs/>
-          <w:color w:val="000000" w:themeColor="text1"/>
-        </w:rPr>
-        <w:t xml:space="preserve"> &amp; Scripting</w:t>
-      </w:r>
-      <w:r>
-        <w:rPr>
-          <w:b/>
-          <w:bCs/>
-          <w:color w:val="000000" w:themeColor="text1"/>
-        </w:rPr>
-        <w:t xml:space="preserve"> </w:t>
-      </w:r>
-      <w:r>
-        <w:rPr>
-          <w:b/>
-          <w:bCs/>
-          <w:color w:val="000000" w:themeColor="text1"/>
-        </w:rPr>
-        <w:t>:</w:t>
-      </w:r>
-      <w:r>
-        <w:rPr>
-          <w:b/>
-          <w:bCs/>
-          <w:color w:val="000000" w:themeColor="text1"/>
-        </w:rPr>
-        <w:t xml:space="preserve"> </w:t>
-      </w:r>
-      <w:r>
-        <w:rPr>
-          <w:color w:val="000000" w:themeColor="text1"/>
-        </w:rPr>
-        <w:t>Python,</w:t>
-      </w:r>
-      <w:r>
-        <w:rPr>
-          <w:color w:val="000000" w:themeColor="text1"/>
-        </w:rPr>
-        <w:t xml:space="preserve"> Bash</w:t>
-      </w:r>
-      <w:r>
-        <w:rPr>
-          <w:color w:val="000000" w:themeColor="text1"/>
-        </w:rPr>
-        <w:t>.</w:t>
-      </w:r>
     </w:p>
     <w:p>
       <w:pPr>
         <w:pStyle w:val="Paragraphedeliste"/>
         <w:numPr>
           <w:ilvl w:val="0"/>
-          <w:numId w:val="4"/>
+          <w:numId w:val="7"/>
         </w:numPr>
         <w:spacing w:before="71"/>
         <w:rPr>
           <w:b/>
           <w:bCs/>
-          <w:color w:val="000000" w:themeColor="text1"/>
         </w:rPr>
       </w:pPr>
       <w:r>
         <w:rPr>
           <w:b/>
           <w:bCs/>
-          <w:color w:val="000000" w:themeColor="text1"/>
-        </w:rPr>
-        <w:t>Réseaux</w:t>
-      </w:r>
-      <w:r>
-        <w:rPr>
-          <w:b/>
-          <w:bCs/>
-          <w:color w:val="000000" w:themeColor="text1"/>
-        </w:rPr>
-        <w:t> : </w:t>
-      </w:r>
-      <w:r>
-        <w:rPr>
-          <w:color w:val="000000" w:themeColor="text1"/>
-        </w:rPr>
-        <w:t>Protocoles</w:t>
-      </w:r>
-      <w:r>
-        <w:rPr>
-          <w:b/>
-          <w:bCs/>
-          <w:color w:val="000000" w:themeColor="text1"/>
-        </w:rPr>
-        <w:t xml:space="preserve"> (</w:t>
-      </w:r>
-      <w:r>
-        <w:rPr>
-          <w:color w:val="000000" w:themeColor="text1"/>
-        </w:rPr>
-        <w:t>TCP/IP, DNS</w:t>
-      </w:r>
-      <w:r>
-        <w:rPr>
-          <w:color w:val="000000" w:themeColor="text1"/>
-        </w:rPr>
-        <w:t>, HTTP</w:t>
-      </w:r>
-      <w:r>
-        <w:rPr>
-          <w:color w:val="000000" w:themeColor="text1"/>
-        </w:rPr>
-        <w:t>(S)</w:t>
-      </w:r>
-      <w:r>
-        <w:rPr>
-          <w:color w:val="000000" w:themeColor="text1"/>
-        </w:rPr>
-        <w:t>, SS</w:t>
-      </w:r>
-      <w:r>
-        <w:rPr>
-          <w:color w:val="000000" w:themeColor="text1"/>
-        </w:rPr>
-        <w:t>L</w:t>
-      </w:r>
-      <w:r>
-        <w:rPr>
-          <w:color w:val="000000" w:themeColor="text1"/>
-        </w:rPr>
-        <w:t>), Pare-feu</w:t>
-      </w:r>
-      <w:r>
-        <w:rPr>
-          <w:color w:val="000000" w:themeColor="text1"/>
-        </w:rPr>
-        <w:t>, Segmentation</w:t>
-      </w:r>
-      <w:r>
-        <w:rPr>
-          <w:color w:val="000000" w:themeColor="text1"/>
-        </w:rPr>
-        <w:t xml:space="preserve"> VLAN</w:t>
-      </w:r>
-      <w:r>
-        <w:rPr>
-          <w:color w:val="000000" w:themeColor="text1"/>
-        </w:rPr>
-        <w:t>, VPN</w:t>
-      </w:r>
-      <w:r>
-        <w:rPr>
-          <w:color w:val="000000" w:themeColor="text1"/>
-        </w:rPr>
-        <w:t xml:space="preserve"> </w:t>
-      </w:r>
-      <w:r>
-        <w:rPr>
-          <w:color w:val="000000" w:themeColor="text1"/>
-        </w:rPr>
-        <w:t>(IPsec/SSL).</w:t>
-      </w:r>
-      <w:r>
-        <w:rPr>
-          <w:b/>
-          <w:bCs/>
-          <w:color w:val="000000" w:themeColor="text1"/>
-        </w:rPr>
-        <w:t xml:space="preserve"> </w:t>
-      </w:r>
-      <w:r>
-        <w:rPr>
-          <w:b/>
-          <w:bCs/>
-          <w:color w:val="000000" w:themeColor="text1"/>
-        </w:rPr>
-        <w:t xml:space="preserve">                                               </w:t>
+        </w:rPr>
+        <w:t xml:space="preserve">Sécurité : </w:t>
+      </w:r>
+      <w:r>
+        <w:t>Patching,</w:t>
+      </w:r>
+      <w:r>
+        <w:t xml:space="preserve"> EDR, SIEM, IPS/IDS,</w:t>
+      </w:r>
+      <w:r>
+        <w:t xml:space="preserve"> Gestion des Vulnérabilités</w:t>
+      </w:r>
+      <w:r>
+        <w:t xml:space="preserve">, </w:t>
+      </w:r>
+      <w:proofErr w:type="spellStart"/>
+      <w:r>
+        <w:t>Hardening</w:t>
+      </w:r>
+      <w:proofErr w:type="spellEnd"/>
+      <w:r>
+        <w:t>.</w:t>
       </w:r>
     </w:p>
     <w:p>
@@ -3163,68 +2457,43 @@
         <w:pStyle w:val="Paragraphedeliste"/>
         <w:numPr>
           <w:ilvl w:val="0"/>
-          <w:numId w:val="4"/>
+          <w:numId w:val="7"/>
         </w:numPr>
         <w:spacing w:before="71"/>
+      </w:pPr>
+      <w:r>
         <w:rPr>
           <w:b/>
           <w:bCs/>
-          <w:color w:val="000000" w:themeColor="text1"/>
-        </w:rPr>
-      </w:pPr>
-      <w:r>
-        <w:rPr>
-          <w:b/>
-          <w:bCs/>
-          <w:color w:val="000000" w:themeColor="text1"/>
-        </w:rPr>
-        <w:t>Systèmes</w:t>
-      </w:r>
-      <w:r>
-        <w:rPr>
-          <w:b/>
-          <w:bCs/>
-          <w:color w:val="000000" w:themeColor="text1"/>
-        </w:rPr>
-        <w:t xml:space="preserve"> : </w:t>
-      </w:r>
-      <w:r>
-        <w:rPr>
-          <w:color w:val="000000" w:themeColor="text1"/>
-        </w:rPr>
-        <w:t>Linux,</w:t>
-      </w:r>
-      <w:r>
-        <w:rPr>
-          <w:color w:val="000000" w:themeColor="text1"/>
-        </w:rPr>
-        <w:t xml:space="preserve"> </w:t>
-      </w:r>
-      <w:r>
-        <w:rPr>
-          <w:color w:val="000000" w:themeColor="text1"/>
-        </w:rPr>
-        <w:t>Windows</w:t>
-      </w:r>
-      <w:r>
-        <w:rPr>
-          <w:color w:val="000000" w:themeColor="text1"/>
-        </w:rPr>
-        <w:t xml:space="preserve"> Server</w:t>
-      </w:r>
-      <w:r>
-        <w:rPr>
-          <w:color w:val="000000" w:themeColor="text1"/>
-        </w:rPr>
+        </w:rPr>
+        <w:t>Systèmes :</w:t>
+      </w:r>
+      <w:r>
+        <w:t xml:space="preserve"> </w:t>
+      </w:r>
+      <w:r>
+        <w:t>Linux (Debian/Ubuntu</w:t>
+      </w:r>
+      <w:r>
+        <w:t>/</w:t>
+      </w:r>
+      <w:r>
+        <w:t>Rocky/</w:t>
+      </w:r>
+      <w:r>
+        <w:t>RHEL</w:t>
+      </w:r>
+      <w:r>
+        <w:t>), Windows Server</w:t>
+      </w:r>
+      <w:r>
+        <w:t>, Active</w:t>
+      </w:r>
+      <w:r>
+        <w:t xml:space="preserve"> Directory</w:t>
+      </w:r>
+      <w:r>
         <w:t>.</w:t>
-      </w:r>
-      <w:r>
-        <w:rPr>
-          <w:b/>
-          <w:bCs/>
-          <w:color w:val="000000" w:themeColor="text1"/>
-        </w:rPr>
-        <w:t xml:space="preserve"> </w:t>
       </w:r>
     </w:p>
     <w:p>
@@ -3232,60 +2501,66 @@
         <w:pStyle w:val="Paragraphedeliste"/>
         <w:numPr>
           <w:ilvl w:val="0"/>
-          <w:numId w:val="4"/>
+          <w:numId w:val="6"/>
         </w:numPr>
         <w:spacing w:before="71"/>
+      </w:pPr>
+      <w:r>
         <w:rPr>
           <w:b/>
           <w:bCs/>
-          <w:color w:val="000000" w:themeColor="text1"/>
-        </w:rPr>
-      </w:pPr>
-      <w:r>
-        <w:rPr>
-          <w:b/>
-          <w:bCs/>
-          <w:color w:val="000000" w:themeColor="text1"/>
-        </w:rPr>
-        <w:t xml:space="preserve">Patching &amp; </w:t>
-      </w:r>
-      <w:r>
-        <w:rPr>
-          <w:b/>
-          <w:bCs/>
-          <w:color w:val="000000" w:themeColor="text1"/>
-        </w:rPr>
-        <w:t>Gestion de vulnérabilités</w:t>
-      </w:r>
-      <w:r>
-        <w:rPr>
-          <w:b/>
-          <w:bCs/>
-          <w:color w:val="000000" w:themeColor="text1"/>
-        </w:rPr>
-        <w:t> :</w:t>
-      </w:r>
-      <w:r>
-        <w:rPr>
-          <w:b/>
-          <w:bCs/>
-          <w:color w:val="000000" w:themeColor="text1"/>
-        </w:rPr>
-        <w:t xml:space="preserve"> </w:t>
-      </w:r>
-      <w:r>
-        <w:rPr>
-          <w:color w:val="000000" w:themeColor="text1"/>
-        </w:rPr>
-        <w:t>Nessus, Tanium.</w:t>
-      </w:r>
-      <w:r>
-        <w:rPr>
-          <w:b/>
-          <w:bCs/>
-          <w:color w:val="000000" w:themeColor="text1"/>
-        </w:rPr>
-        <w:t xml:space="preserve"> </w:t>
+        </w:rPr>
+        <w:t>Réseaux :</w:t>
+      </w:r>
+      <w:r>
+        <w:t xml:space="preserve"> </w:t>
+      </w:r>
+      <w:r>
+        <w:t>TCP/</w:t>
+      </w:r>
+      <w:r>
+        <w:t>IP,</w:t>
+      </w:r>
+      <w:r>
+        <w:t xml:space="preserve"> </w:t>
+      </w:r>
+      <w:r>
+        <w:t>DNS, DHCP</w:t>
+      </w:r>
+      <w:r>
+        <w:t>,</w:t>
+      </w:r>
+      <w:r>
+        <w:t xml:space="preserve"> VLAN,</w:t>
+      </w:r>
+      <w:r>
+        <w:t xml:space="preserve"> NAC,</w:t>
+      </w:r>
+      <w:r>
+        <w:t xml:space="preserve"> VPN (</w:t>
+      </w:r>
+      <w:proofErr w:type="spellStart"/>
+      <w:r>
+        <w:t>IPSec</w:t>
+      </w:r>
+      <w:proofErr w:type="spellEnd"/>
+      <w:r>
+        <w:t>/SSL),</w:t>
+      </w:r>
+      <w:r>
+        <w:t xml:space="preserve"> </w:t>
+      </w:r>
+      <w:r>
+        <w:t>Routage,</w:t>
+      </w:r>
+      <w:r>
+        <w:t xml:space="preserve"> </w:t>
+      </w:r>
+      <w:r>
+        <w:t>Pare-feu</w:t>
+      </w:r>
+      <w:r>
+        <w:t>.</w:t>
       </w:r>
     </w:p>
     <w:p>
@@ -3293,98 +2568,138 @@
         <w:pStyle w:val="Paragraphedeliste"/>
         <w:numPr>
           <w:ilvl w:val="0"/>
-          <w:numId w:val="4"/>
+          <w:numId w:val="6"/>
         </w:numPr>
         <w:spacing w:before="71"/>
+      </w:pPr>
+      <w:r>
         <w:rPr>
           <w:b/>
           <w:bCs/>
-          <w:color w:val="000000" w:themeColor="text1"/>
-        </w:rPr>
-      </w:pPr>
+        </w:rPr>
+        <w:t>Cloud</w:t>
+      </w:r>
       <w:r>
         <w:rPr>
           <w:b/>
           <w:bCs/>
-          <w:color w:val="000000" w:themeColor="text1"/>
-        </w:rPr>
-        <w:t>Outils Soc</w:t>
+        </w:rPr>
+        <w:t xml:space="preserve"> &amp; Virtualisation :</w:t>
       </w:r>
       <w:r>
         <w:rPr>
           <w:b/>
           <w:bCs/>
-          <w:color w:val="000000" w:themeColor="text1"/>
-        </w:rPr>
-        <w:t xml:space="preserve"> : </w:t>
-      </w:r>
-      <w:r>
-        <w:rPr>
-          <w:color w:val="000000" w:themeColor="text1"/>
-        </w:rPr>
-        <w:t>EDR/XDR, SIEM</w:t>
-      </w:r>
-      <w:r>
-        <w:rPr>
-          <w:color w:val="000000" w:themeColor="text1"/>
-        </w:rPr>
-        <w:t xml:space="preserve"> (Splunk</w:t>
-      </w:r>
-      <w:r>
-        <w:rPr>
-          <w:color w:val="000000" w:themeColor="text1"/>
-        </w:rPr>
+        </w:rPr>
+        <w:t xml:space="preserve"> </w:t>
+      </w:r>
+      <w:r>
+        <w:t>Azure,</w:t>
+      </w:r>
+      <w:r>
+        <w:t xml:space="preserve"> </w:t>
+      </w:r>
+      <w:proofErr w:type="spellStart"/>
+      <w:r>
+        <w:t>Terraform</w:t>
+      </w:r>
+      <w:proofErr w:type="spellEnd"/>
+      <w:r>
         <w:t>,</w:t>
       </w:r>
       <w:r>
-        <w:rPr>
-          <w:color w:val="000000" w:themeColor="text1"/>
-        </w:rPr>
-        <w:t xml:space="preserve"> </w:t>
-      </w:r>
-      <w:r>
-        <w:rPr>
-          <w:color w:val="000000" w:themeColor="text1"/>
-        </w:rPr>
-        <w:t>Wazuh</w:t>
-      </w:r>
-      <w:r>
-        <w:rPr>
-          <w:color w:val="000000" w:themeColor="text1"/>
-        </w:rPr>
-        <w:t>)</w:t>
-      </w:r>
-      <w:r>
-        <w:rPr>
-          <w:color w:val="000000" w:themeColor="text1"/>
-        </w:rPr>
-        <w:t>, IPS,</w:t>
-      </w:r>
-      <w:r>
-        <w:rPr>
-          <w:color w:val="000000" w:themeColor="text1"/>
-        </w:rPr>
-        <w:t xml:space="preserve"> Wireshark, </w:t>
-      </w:r>
-      <w:r>
-        <w:rPr>
-          <w:color w:val="000000" w:themeColor="text1"/>
-        </w:rPr>
-        <w:t>VirusTotal</w:t>
-      </w:r>
-      <w:r>
-        <w:rPr>
-          <w:color w:val="000000" w:themeColor="text1"/>
-        </w:rPr>
-        <w:t>, Framework MITRE ATT&amp;CK.</w:t>
-      </w:r>
+        <w:t xml:space="preserve"> </w:t>
+      </w:r>
+      <w:proofErr w:type="spellStart"/>
+      <w:r>
+        <w:t>KVM,</w:t>
+      </w:r>
+      <w:r>
+        <w:t>Vmware</w:t>
+      </w:r>
+      <w:proofErr w:type="spellEnd"/>
+      <w:r>
+        <w:t>,</w:t>
+      </w:r>
+      <w:r>
+        <w:t xml:space="preserve"> </w:t>
+      </w:r>
+      <w:r>
+        <w:t>Ansible</w:t>
+      </w:r>
+      <w:r>
+        <w:t>, Docker.</w:t>
+      </w:r>
+    </w:p>
+    <w:p>
+      <w:pPr>
+        <w:pStyle w:val="Paragraphedeliste"/>
+        <w:numPr>
+          <w:ilvl w:val="0"/>
+          <w:numId w:val="6"/>
+        </w:numPr>
+        <w:spacing w:before="71"/>
+      </w:pPr>
       <w:r>
         <w:rPr>
           <w:b/>
           <w:bCs/>
-          <w:color w:val="000000" w:themeColor="text1"/>
-        </w:rPr>
-        <w:t xml:space="preserve">  </w:t>
+        </w:rPr>
+        <w:t>Supervision :</w:t>
+      </w:r>
+      <w:r>
+        <w:t xml:space="preserve"> Zabbix/</w:t>
+      </w:r>
+      <w:proofErr w:type="spellStart"/>
+      <w:r>
+        <w:t>Grafana</w:t>
+      </w:r>
+      <w:proofErr w:type="spellEnd"/>
+      <w:r>
+        <w:t xml:space="preserve">, </w:t>
+      </w:r>
+      <w:r>
+        <w:t>Nagios</w:t>
+      </w:r>
+      <w:r>
+        <w:t>.</w:t>
+      </w:r>
+    </w:p>
+    <w:p>
+      <w:pPr>
+        <w:pStyle w:val="Paragraphedeliste"/>
+        <w:numPr>
+          <w:ilvl w:val="0"/>
+          <w:numId w:val="6"/>
+        </w:numPr>
+        <w:spacing w:before="71"/>
+      </w:pPr>
+      <w:r>
+        <w:rPr>
+          <w:b/>
+          <w:bCs/>
+        </w:rPr>
+        <w:t>Scripting</w:t>
+      </w:r>
+      <w:r>
+        <w:rPr>
+          <w:b/>
+          <w:bCs/>
+        </w:rPr>
+        <w:t xml:space="preserve"> &amp; Automatisation</w:t>
+      </w:r>
+      <w:r>
+        <w:rPr>
+          <w:b/>
+          <w:bCs/>
+        </w:rPr>
+        <w:t> :</w:t>
+      </w:r>
+      <w:r>
+        <w:t xml:space="preserve"> Python, Bash</w:t>
+      </w:r>
+      <w:r>
+        <w:t>.</w:t>
       </w:r>
     </w:p>
     <w:p>
@@ -3392,24 +2707,15 @@
         <w:pStyle w:val="Paragraphedeliste"/>
         <w:spacing w:before="71"/>
         <w:ind w:left="720"/>
-        <w:rPr>
-          <w:b/>
-          <w:bCs/>
-          <w:color w:val="000000" w:themeColor="text1"/>
-          <w:sz w:val="24"/>
-          <w:szCs w:val="24"/>
-        </w:rPr>
       </w:pPr>
     </w:p>
     <w:p>
       <w:pPr>
         <w:pStyle w:val="Corpsdetexte"/>
-        <w:spacing w:before="176"/>
-        <w:ind w:left="267"/>
-        <w:rPr>
-          <w:b/>
-          <w:color w:val="4F81BD" w:themeColor="accent1"/>
-          <w:spacing w:val="-2"/>
+        <w:spacing w:before="10"/>
+        <w:rPr>
+          <w:b/>
+          <w:sz w:val="4"/>
         </w:rPr>
       </w:pPr>
       <w:r>
@@ -3451,13 +2757,20 @@
         <w:rPr>
           <w:b/>
           <w:noProof/>
-          <w:color w:val="4F81BD" w:themeColor="accent1"/>
-          <w:spacing w:val="-2"/>
+          <w:sz w:val="4"/>
+        </w:rPr>
+        <w:t xml:space="preserve"> </w:t>
+      </w:r>
+      <w:r>
+        <w:rPr>
+          <w:b/>
+          <w:noProof/>
+          <w:sz w:val="4"/>
         </w:rPr>
         <mc:AlternateContent>
           <mc:Choice Requires="wps">
             <w:drawing>
-              <wp:anchor distT="0" distB="0" distL="0" distR="0" simplePos="0" relativeHeight="251672576" behindDoc="1" locked="0" layoutInCell="1" allowOverlap="1" wp14:anchorId="00AE07B6" wp14:editId="2F6A7C5A">
+              <wp:anchor distT="0" distB="0" distL="0" distR="0" simplePos="0" relativeHeight="487590912" behindDoc="1" locked="0" layoutInCell="1" allowOverlap="1" wp14:anchorId="00AE07B6" wp14:editId="2F6A7C5A">
                 <wp:simplePos x="0" y="0"/>
                 <wp:positionH relativeFrom="page">
                   <wp:posOffset>468238</wp:posOffset>
@@ -3521,7 +2834,7 @@
           </mc:Choice>
           <mc:Fallback>
             <w:pict>
-              <v:shape w14:anchorId="12B0F6AF" id="Graphic 34" o:spid="_x0000_s1026" style="position:absolute;margin-left:36.85pt;margin-top:4.05pt;width:523.7pt;height:.1pt;z-index:-251643904;visibility:visible;mso-wrap-style:square;mso-wrap-distance-left:0;mso-wrap-distance-top:0;mso-wrap-distance-right:0;mso-wrap-distance-bottom:0;mso-position-horizontal:absolute;mso-position-horizontal-relative:page;mso-position-vertical:absolute;mso-position-vertical-relative:text;v-text-anchor:top" coordsize="6650990,1270" o:gfxdata="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" path="m,l6650426,e" filled="f" strokecolor="#1d1d1d" strokeweight=".26456mm">
+              <v:shape w14:anchorId="6CEB0DEA" id="Graphic 34" o:spid="_x0000_s1026" style="position:absolute;margin-left:36.85pt;margin-top:4.05pt;width:523.7pt;height:.1pt;z-index:-15725568;visibility:visible;mso-wrap-style:square;mso-wrap-distance-left:0;mso-wrap-distance-top:0;mso-wrap-distance-right:0;mso-wrap-distance-bottom:0;mso-position-horizontal:absolute;mso-position-horizontal-relative:page;mso-position-vertical:absolute;mso-position-vertical-relative:text;v-text-anchor:top" coordsize="6650990,1270" o:gfxdata="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" path="m,l6650426,e" filled="f" strokecolor="#1d1d1d" strokeweight=".26456mm">
                 <v:path arrowok="t"/>
                 <w10:wrap type="topAndBottom" anchorx="page"/>
               </v:shape>
@@ -3538,21 +2851,16 @@
           <w:numId w:val="3"/>
         </w:numPr>
         <w:spacing w:before="34"/>
-        <w:rPr>
-          <w:color w:val="000000" w:themeColor="text1"/>
-        </w:rPr>
-      </w:pPr>
-      <w:r>
-        <w:rPr>
-          <w:b/>
-          <w:color w:val="000000" w:themeColor="text1"/>
+      </w:pPr>
+      <w:r>
+        <w:rPr>
+          <w:b/>
           <w:spacing w:val="-2"/>
         </w:rPr>
         <w:t xml:space="preserve">Langues : </w:t>
       </w:r>
       <w:r>
         <w:rPr>
-          <w:color w:val="000000" w:themeColor="text1"/>
           <w:spacing w:val="-2"/>
         </w:rPr>
         <w:t>Français, Anglais (Niveau B2).</w:t>
@@ -3565,14 +2873,10 @@
           <w:ilvl w:val="0"/>
           <w:numId w:val="3"/>
         </w:numPr>
-        <w:rPr>
-          <w:color w:val="000000" w:themeColor="text1"/>
-        </w:rPr>
-      </w:pPr>
-      <w:r>
-        <w:rPr>
-          <w:b/>
-          <w:color w:val="000000" w:themeColor="text1"/>
+      </w:pPr>
+      <w:r>
+        <w:rPr>
+          <w:b/>
           <w:spacing w:val="-6"/>
         </w:rPr>
         <w:t>Certifications :</w:t>
@@ -3580,111 +2884,96 @@
       <w:r>
         <w:rPr>
           <w:b/>
-          <w:color w:val="000000" w:themeColor="text1"/>
-        </w:rPr>
-        <w:t xml:space="preserve"> </w:t>
-      </w:r>
-      <w:r>
-        <w:rPr>
-          <w:color w:val="000000" w:themeColor="text1"/>
+        </w:rPr>
+        <w:t xml:space="preserve"> </w:t>
+      </w:r>
+      <w:proofErr w:type="spellStart"/>
+      <w:r>
+        <w:rPr>
           <w:spacing w:val="-6"/>
         </w:rPr>
         <w:t>Okta</w:t>
       </w:r>
-      <w:r>
-        <w:rPr>
-          <w:color w:val="000000" w:themeColor="text1"/>
-        </w:rPr>
-        <w:t xml:space="preserve"> </w:t>
-      </w:r>
-      <w:r>
-        <w:rPr>
-          <w:color w:val="000000" w:themeColor="text1"/>
+      <w:proofErr w:type="spellEnd"/>
+      <w:r>
+        <w:t xml:space="preserve"> </w:t>
+      </w:r>
+      <w:proofErr w:type="spellStart"/>
+      <w:r>
+        <w:rPr>
           <w:spacing w:val="-6"/>
         </w:rPr>
         <w:t>Certified</w:t>
       </w:r>
-      <w:r>
-        <w:rPr>
-          <w:color w:val="000000" w:themeColor="text1"/>
-        </w:rPr>
-        <w:t xml:space="preserve"> </w:t>
-      </w:r>
-      <w:r>
-        <w:rPr>
-          <w:color w:val="000000" w:themeColor="text1"/>
+      <w:proofErr w:type="spellEnd"/>
+      <w:r>
+        <w:t xml:space="preserve"> </w:t>
+      </w:r>
+      <w:proofErr w:type="spellStart"/>
+      <w:r>
+        <w:rPr>
           <w:spacing w:val="-6"/>
         </w:rPr>
-        <w:t>professionnal,</w:t>
-      </w:r>
-      <w:r>
-        <w:rPr>
-          <w:color w:val="000000" w:themeColor="text1"/>
-        </w:rPr>
-        <w:t xml:space="preserve"> </w:t>
-      </w:r>
-      <w:r>
-        <w:rPr>
-          <w:color w:val="000000" w:themeColor="text1"/>
+        <w:t>professionnal</w:t>
+      </w:r>
+      <w:proofErr w:type="spellEnd"/>
+      <w:r>
+        <w:rPr>
           <w:spacing w:val="-6"/>
         </w:rPr>
+        <w:t>,</w:t>
+      </w:r>
+      <w:r>
+        <w:t xml:space="preserve"> </w:t>
+      </w:r>
+      <w:proofErr w:type="spellStart"/>
+      <w:r>
+        <w:rPr>
+          <w:spacing w:val="-6"/>
+        </w:rPr>
         <w:t>Certified</w:t>
       </w:r>
-      <w:r>
-        <w:rPr>
-          <w:color w:val="000000" w:themeColor="text1"/>
-        </w:rPr>
-        <w:t xml:space="preserve"> </w:t>
-      </w:r>
-      <w:r>
-        <w:rPr>
-          <w:color w:val="000000" w:themeColor="text1"/>
+      <w:proofErr w:type="spellEnd"/>
+      <w:r>
+        <w:t xml:space="preserve"> </w:t>
+      </w:r>
+      <w:r>
+        <w:rPr>
           <w:spacing w:val="-6"/>
         </w:rPr>
         <w:t>Stormshield</w:t>
       </w:r>
       <w:r>
-        <w:rPr>
-          <w:color w:val="000000" w:themeColor="text1"/>
-        </w:rPr>
-        <w:t xml:space="preserve"> </w:t>
-      </w:r>
-      <w:r>
-        <w:rPr>
-          <w:color w:val="000000" w:themeColor="text1"/>
+        <w:t xml:space="preserve"> </w:t>
+      </w:r>
+      <w:r>
+        <w:rPr>
           <w:spacing w:val="-6"/>
         </w:rPr>
         <w:t>Network</w:t>
       </w:r>
       <w:r>
-        <w:rPr>
-          <w:color w:val="000000" w:themeColor="text1"/>
-        </w:rPr>
-        <w:t xml:space="preserve"> </w:t>
-      </w:r>
-      <w:r>
-        <w:rPr>
-          <w:color w:val="000000" w:themeColor="text1"/>
+        <w:t xml:space="preserve"> </w:t>
+      </w:r>
+      <w:proofErr w:type="spellStart"/>
+      <w:r>
+        <w:rPr>
           <w:spacing w:val="-6"/>
         </w:rPr>
         <w:t>Administrator</w:t>
       </w:r>
-      <w:r>
-        <w:rPr>
-          <w:color w:val="000000" w:themeColor="text1"/>
-        </w:rPr>
-        <w:t xml:space="preserve"> </w:t>
-      </w:r>
-      <w:r>
-        <w:rPr>
-          <w:color w:val="000000" w:themeColor="text1"/>
+      <w:proofErr w:type="spellEnd"/>
+      <w:r>
+        <w:t xml:space="preserve"> </w:t>
+      </w:r>
+      <w:r>
+        <w:rPr>
           <w:spacing w:val="-6"/>
         </w:rPr>
-        <w:t>(CSNA), Blue Team Level 1 (En préparation)</w:t>
-      </w:r>
-      <w:r>
-        <w:rPr>
-          <w:color w:val="000000" w:themeColor="text1"/>
+        <w:t>(CSNA)</w:t>
+      </w:r>
+      <w:r>
+        <w:rPr>
           <w:spacing w:val="-6"/>
         </w:rPr>
         <w:t>.</w:t>
@@ -3699,14 +2988,10 @@
         </w:numPr>
         <w:spacing w:line="280" w:lineRule="auto"/>
         <w:ind w:right="301"/>
-        <w:rPr>
-          <w:color w:val="000000" w:themeColor="text1"/>
-        </w:rPr>
-      </w:pPr>
-      <w:r>
-        <w:rPr>
-          <w:b/>
-          <w:color w:val="000000" w:themeColor="text1"/>
+      </w:pPr>
+      <w:r>
+        <w:rPr>
+          <w:b/>
           <w:spacing w:val="-4"/>
         </w:rPr>
         <w:t>Centres</w:t>
@@ -3714,7 +2999,6 @@
       <w:r>
         <w:rPr>
           <w:b/>
-          <w:color w:val="000000" w:themeColor="text1"/>
           <w:spacing w:val="-12"/>
         </w:rPr>
         <w:t xml:space="preserve"> </w:t>
@@ -3722,7 +3006,6 @@
       <w:r>
         <w:rPr>
           <w:b/>
-          <w:color w:val="000000" w:themeColor="text1"/>
           <w:spacing w:val="-4"/>
         </w:rPr>
         <w:t>d’intérêt :</w:t>
@@ -3730,122 +3013,100 @@
       <w:r>
         <w:rPr>
           <w:b/>
-          <w:color w:val="000000" w:themeColor="text1"/>
           <w:spacing w:val="-13"/>
         </w:rPr>
         <w:t xml:space="preserve"> </w:t>
       </w:r>
       <w:r>
         <w:rPr>
-          <w:color w:val="000000" w:themeColor="text1"/>
           <w:spacing w:val="-4"/>
         </w:rPr>
-        <w:t>Basket-</w:t>
-      </w:r>
-      <w:r>
-        <w:rPr>
-          <w:color w:val="000000" w:themeColor="text1"/>
+        <w:t>Basket-ball</w:t>
+      </w:r>
+      <w:r>
+        <w:rPr>
+          <w:spacing w:val="-13"/>
+        </w:rPr>
+        <w:t xml:space="preserve"> </w:t>
+      </w:r>
+      <w:r>
+        <w:rPr>
           <w:spacing w:val="-4"/>
         </w:rPr>
-        <w:t>ball</w:t>
-      </w:r>
-      <w:r>
-        <w:rPr>
-          <w:color w:val="000000" w:themeColor="text1"/>
-          <w:spacing w:val="-13"/>
-        </w:rPr>
-        <w:t>,</w:t>
-      </w:r>
-      <w:r>
-        <w:rPr>
-          <w:color w:val="000000" w:themeColor="text1"/>
+        <w:t>(Championnat</w:t>
+      </w:r>
+      <w:r>
+        <w:rPr>
           <w:spacing w:val="-12"/>
         </w:rPr>
         <w:t xml:space="preserve"> </w:t>
       </w:r>
       <w:r>
         <w:rPr>
-          <w:color w:val="000000" w:themeColor="text1"/>
           <w:spacing w:val="-4"/>
         </w:rPr>
-        <w:t xml:space="preserve">Challenges </w:t>
-      </w:r>
-      <w:r>
-        <w:rPr>
-          <w:color w:val="000000" w:themeColor="text1"/>
-          <w:spacing w:val="-4"/>
-        </w:rPr>
-        <w:t>CTFs</w:t>
-      </w:r>
-      <w:r>
-        <w:rPr>
-          <w:color w:val="000000" w:themeColor="text1"/>
-          <w:spacing w:val="-13"/>
-        </w:rPr>
-        <w:t xml:space="preserve"> </w:t>
-      </w:r>
-      <w:r>
-        <w:rPr>
-          <w:color w:val="000000" w:themeColor="text1"/>
-          <w:spacing w:val="-4"/>
-        </w:rPr>
-        <w:t>(Capture</w:t>
-      </w:r>
-      <w:r>
-        <w:rPr>
-          <w:color w:val="000000" w:themeColor="text1"/>
-          <w:spacing w:val="-12"/>
-        </w:rPr>
-        <w:t xml:space="preserve"> </w:t>
-      </w:r>
-      <w:r>
-        <w:rPr>
-          <w:color w:val="000000" w:themeColor="text1"/>
-          <w:spacing w:val="-4"/>
-        </w:rPr>
-        <w:t>The</w:t>
-      </w:r>
-      <w:r>
-        <w:rPr>
-          <w:color w:val="000000" w:themeColor="text1"/>
-          <w:spacing w:val="-13"/>
-        </w:rPr>
-        <w:t xml:space="preserve"> </w:t>
-      </w:r>
-      <w:r>
-        <w:rPr>
-          <w:color w:val="000000" w:themeColor="text1"/>
-          <w:spacing w:val="-4"/>
-        </w:rPr>
-        <w:t xml:space="preserve">Flag), </w:t>
-      </w:r>
-      <w:r>
-        <w:rPr>
-          <w:color w:val="000000" w:themeColor="text1"/>
-        </w:rPr>
+        <w:t xml:space="preserve">universitaire), </w:t>
+      </w:r>
+      <w:r>
         <w:t>Veille technologique</w:t>
       </w:r>
       <w:r>
-        <w:rPr>
-          <w:color w:val="000000" w:themeColor="text1"/>
-        </w:rPr>
-        <w:t xml:space="preserve"> Cyber</w:t>
-      </w:r>
-      <w:r>
-        <w:rPr>
-          <w:color w:val="000000" w:themeColor="text1"/>
-        </w:rPr>
+        <w:t xml:space="preserve"> IT</w:t>
+      </w:r>
+      <w:r>
         <w:t>.</w:t>
       </w:r>
     </w:p>
     <w:p>
       <w:pPr>
-        <w:pStyle w:val="Corpsdetexte"/>
-        <w:spacing w:line="280" w:lineRule="auto"/>
-        <w:ind w:left="360" w:right="301"/>
-      </w:pPr>
-      <w:r>
-        <w:t xml:space="preserve"> </w:t>
+        <w:pStyle w:val="Corps"/>
+        <w:widowControl w:val="0"/>
+        <w:numPr>
+          <w:ilvl w:val="0"/>
+          <w:numId w:val="3"/>
+        </w:numPr>
+        <w:spacing w:line="240" w:lineRule="auto"/>
+        <w:rPr>
+          <w:w w:val="80"/>
+        </w:rPr>
+      </w:pPr>
+      <w:r>
+        <w:rPr>
+          <w:b/>
+          <w:spacing w:val="-4"/>
+        </w:rPr>
+        <w:t>Liens :</w:t>
+      </w:r>
+      <w:r>
+        <w:t xml:space="preserve"> </w:t>
+      </w:r>
+      <w:hyperlink r:id="rId7" w:history="1">
+        <w:r>
+          <w:rPr>
+            <w:rStyle w:val="Lienhypertexte"/>
+          </w:rPr>
+          <w:t>Portefolio</w:t>
+        </w:r>
+      </w:hyperlink>
+      <w:r>
+        <w:rPr>
+          <w:lang w:val="it-IT"/>
+        </w:rPr>
+        <w:t xml:space="preserve"> / </w:t>
+      </w:r>
+      <w:hyperlink r:id="rId8" w:history="1">
+        <w:r>
+          <w:rPr>
+            <w:rStyle w:val="Lienhypertexte"/>
+          </w:rPr>
+          <w:t>GitHub</w:t>
+        </w:r>
+      </w:hyperlink>
+      <w:r>
+        <w:rPr>
+          <w:lang w:val="it-IT"/>
+        </w:rPr>
+        <w:t>.</w:t>
       </w:r>
     </w:p>
     <w:sectPr>
@@ -3861,122 +3122,420 @@
 <file path=word/numbering.xml><?xml version="1.0" encoding="utf-8"?>
 <w:numbering xmlns:wpc="http://schemas.microsoft.com/office/word/2010/wordprocessingCanvas" xmlns:cx="http://schemas.microsoft.com/office/drawing/2014/chartex" xmlns:cx1="http://schemas.microsoft.com/office/drawing/2015/9/8/chartex" xmlns:cx2="http://schemas.microsoft.com/office/drawing/2015/10/21/chartex" xmlns:cx3="http://schemas.microsoft.com/office/drawing/2016/5/9/chartex" xmlns:cx4="http://schemas.microsoft.com/office/drawing/2016/5/10/chartex" xmlns:cx5="http://schemas.microsoft.com/office/drawing/2016/5/11/chartex" xmlns:cx6="http://schemas.microsoft.com/office/drawing/2016/5/12/chartex" xmlns:cx7="http://schemas.microsoft.com/office/drawing/2016/5/13/chartex" xmlns:cx8="http://schemas.microsoft.com/office/drawing/2016/5/14/chartex" xmlns:mc="http://schemas.openxmlformats.org/markup-compatibility/2006" xmlns:aink="http://schemas.microsoft.com/office/drawing/2016/ink" xmlns:am3d="http://schemas.microsoft.com/office/drawing/2017/model3d" xmlns:o="urn:schemas-microsoft-com:office:office" xmlns:oel="http://schemas.microsoft.com/office/2019/extlst" xmlns:r="http://schemas.openxmlformats.org/officeDocument/2006/relationships" xmlns:m="http://schemas.openxmlformats.org/officeDocument/2006/math" xmlns:v="urn:schemas-microsoft-com:vml" xmlns:wp14="http://schemas.microsoft.com/office/word/2010/wordprocessingDrawing" xmlns:wp="http://schemas.openxmlformats.org/drawingml/2006/wordprocessingDrawing" xmlns:w10="urn:schemas-microsoft-com:office:word" xmlns:w="http://schemas.openxmlformats.org/wordprocessingml/2006/main" xmlns:w14="http://schemas.microsoft.com/office/word/2010/wordml" xmlns:w15="http://schemas.microsoft.com/office/word/2012/wordml" xmlns:w16cex="http://schemas.microsoft.com/office/word/2018/wordml/cex" xmlns:w16cid="http://schemas.microsoft.com/office/word/2016/wordml/cid" xmlns:w16="http://schemas.microsoft.com/office/word/2018/wordml" xmlns:w16du="http://schemas.microsoft.com/office/word/2023/wordml/word16du" xmlns:w16sdtdh="http://schemas.microsoft.com/office/word/2020/wordml/sdtdatahash" xmlns:w16sdtfl="http://schemas.microsoft.com/office/word/2024/wordml/sdtformatlock" xmlns:w16se="http://schemas.microsoft.com/office/word/2015/wordml/symex" xmlns:wpg="http://schemas.microsoft.com/office/word/2010/wordprocessingGroup" xmlns:wpi="http://schemas.microsoft.com/office/word/2010/wordprocessingInk" xmlns:wne="http://schemas.microsoft.com/office/word/2006/wordml" xmlns:wps="http://schemas.microsoft.com/office/word/2010/wordprocessingShape" mc:Ignorable="w14 w15 w16se w16cid w16 w16cex w16sdtdh w16sdtfl w16du wp14">
   <w:abstractNum w:abstractNumId="0" w15:restartNumberingAfterBreak="0">
-    <w:nsid w:val="154B00DF"/>
-    <w:multiLevelType w:val="hybridMultilevel"/>
-    <w:tmpl w:val="20B404CE"/>
-    <w:lvl w:ilvl="0" w:tplc="040C0001">
+    <w:nsid w:val="116753E6"/>
+    <w:multiLevelType w:val="multilevel"/>
+    <w:tmpl w:val="DE4EF894"/>
+    <w:lvl w:ilvl="0">
       <w:start w:val="1"/>
       <w:numFmt w:val="bullet"/>
       <w:lvlText w:val=""/>
       <w:lvlJc w:val="left"/>
       <w:pPr>
+        <w:tabs>
+          <w:tab w:val="num" w:pos="720"/>
+        </w:tabs>
         <w:ind w:left="720" w:hanging="360"/>
       </w:pPr>
       <w:rPr>
         <w:rFonts w:ascii="Symbol" w:hAnsi="Symbol" w:hint="default"/>
-      </w:rPr>
-    </w:lvl>
-    <w:lvl w:ilvl="1" w:tplc="040C0003" w:tentative="1">
+        <w:sz w:val="20"/>
+      </w:rPr>
+    </w:lvl>
+    <w:lvl w:ilvl="1" w:tentative="1">
       <w:start w:val="1"/>
       <w:numFmt w:val="bullet"/>
       <w:lvlText w:val="o"/>
       <w:lvlJc w:val="left"/>
       <w:pPr>
+        <w:tabs>
+          <w:tab w:val="num" w:pos="1440"/>
+        </w:tabs>
         <w:ind w:left="1440" w:hanging="360"/>
       </w:pPr>
       <w:rPr>
-        <w:rFonts w:ascii="Courier New" w:hAnsi="Courier New" w:cs="Courier New" w:hint="default"/>
-      </w:rPr>
-    </w:lvl>
-    <w:lvl w:ilvl="2" w:tplc="040C0005" w:tentative="1">
+        <w:rFonts w:ascii="Courier New" w:hAnsi="Courier New" w:hint="default"/>
+        <w:sz w:val="20"/>
+      </w:rPr>
+    </w:lvl>
+    <w:lvl w:ilvl="2" w:tentative="1">
       <w:start w:val="1"/>
       <w:numFmt w:val="bullet"/>
       <w:lvlText w:val=""/>
       <w:lvlJc w:val="left"/>
       <w:pPr>
+        <w:tabs>
+          <w:tab w:val="num" w:pos="2160"/>
+        </w:tabs>
         <w:ind w:left="2160" w:hanging="360"/>
       </w:pPr>
       <w:rPr>
         <w:rFonts w:ascii="Wingdings" w:hAnsi="Wingdings" w:hint="default"/>
-      </w:rPr>
-    </w:lvl>
-    <w:lvl w:ilvl="3" w:tplc="040C0001" w:tentative="1">
-      <w:start w:val="1"/>
-      <w:numFmt w:val="bullet"/>
-      <w:lvlText w:val=""/>
-      <w:lvlJc w:val="left"/>
-      <w:pPr>
+        <w:sz w:val="20"/>
+      </w:rPr>
+    </w:lvl>
+    <w:lvl w:ilvl="3" w:tentative="1">
+      <w:start w:val="1"/>
+      <w:numFmt w:val="bullet"/>
+      <w:lvlText w:val=""/>
+      <w:lvlJc w:val="left"/>
+      <w:pPr>
+        <w:tabs>
+          <w:tab w:val="num" w:pos="2880"/>
+        </w:tabs>
         <w:ind w:left="2880" w:hanging="360"/>
       </w:pPr>
       <w:rPr>
-        <w:rFonts w:ascii="Symbol" w:hAnsi="Symbol" w:hint="default"/>
-      </w:rPr>
-    </w:lvl>
-    <w:lvl w:ilvl="4" w:tplc="040C0003" w:tentative="1">
-      <w:start w:val="1"/>
-      <w:numFmt w:val="bullet"/>
-      <w:lvlText w:val="o"/>
-      <w:lvlJc w:val="left"/>
-      <w:pPr>
+        <w:rFonts w:ascii="Wingdings" w:hAnsi="Wingdings" w:hint="default"/>
+        <w:sz w:val="20"/>
+      </w:rPr>
+    </w:lvl>
+    <w:lvl w:ilvl="4" w:tentative="1">
+      <w:start w:val="1"/>
+      <w:numFmt w:val="bullet"/>
+      <w:lvlText w:val=""/>
+      <w:lvlJc w:val="left"/>
+      <w:pPr>
+        <w:tabs>
+          <w:tab w:val="num" w:pos="3600"/>
+        </w:tabs>
         <w:ind w:left="3600" w:hanging="360"/>
       </w:pPr>
       <w:rPr>
-        <w:rFonts w:ascii="Courier New" w:hAnsi="Courier New" w:cs="Courier New" w:hint="default"/>
-      </w:rPr>
-    </w:lvl>
-    <w:lvl w:ilvl="5" w:tplc="040C0005" w:tentative="1">
+        <w:rFonts w:ascii="Wingdings" w:hAnsi="Wingdings" w:hint="default"/>
+        <w:sz w:val="20"/>
+      </w:rPr>
+    </w:lvl>
+    <w:lvl w:ilvl="5" w:tentative="1">
       <w:start w:val="1"/>
       <w:numFmt w:val="bullet"/>
       <w:lvlText w:val=""/>
       <w:lvlJc w:val="left"/>
       <w:pPr>
+        <w:tabs>
+          <w:tab w:val="num" w:pos="4320"/>
+        </w:tabs>
         <w:ind w:left="4320" w:hanging="360"/>
       </w:pPr>
       <w:rPr>
         <w:rFonts w:ascii="Wingdings" w:hAnsi="Wingdings" w:hint="default"/>
-      </w:rPr>
-    </w:lvl>
-    <w:lvl w:ilvl="6" w:tplc="040C0001" w:tentative="1">
-      <w:start w:val="1"/>
-      <w:numFmt w:val="bullet"/>
-      <w:lvlText w:val=""/>
-      <w:lvlJc w:val="left"/>
-      <w:pPr>
+        <w:sz w:val="20"/>
+      </w:rPr>
+    </w:lvl>
+    <w:lvl w:ilvl="6" w:tentative="1">
+      <w:start w:val="1"/>
+      <w:numFmt w:val="bullet"/>
+      <w:lvlText w:val=""/>
+      <w:lvlJc w:val="left"/>
+      <w:pPr>
+        <w:tabs>
+          <w:tab w:val="num" w:pos="5040"/>
+        </w:tabs>
         <w:ind w:left="5040" w:hanging="360"/>
       </w:pPr>
       <w:rPr>
-        <w:rFonts w:ascii="Symbol" w:hAnsi="Symbol" w:hint="default"/>
-      </w:rPr>
-    </w:lvl>
-    <w:lvl w:ilvl="7" w:tplc="040C0003" w:tentative="1">
-      <w:start w:val="1"/>
-      <w:numFmt w:val="bullet"/>
-      <w:lvlText w:val="o"/>
-      <w:lvlJc w:val="left"/>
-      <w:pPr>
+        <w:rFonts w:ascii="Wingdings" w:hAnsi="Wingdings" w:hint="default"/>
+        <w:sz w:val="20"/>
+      </w:rPr>
+    </w:lvl>
+    <w:lvl w:ilvl="7" w:tentative="1">
+      <w:start w:val="1"/>
+      <w:numFmt w:val="bullet"/>
+      <w:lvlText w:val=""/>
+      <w:lvlJc w:val="left"/>
+      <w:pPr>
+        <w:tabs>
+          <w:tab w:val="num" w:pos="5760"/>
+        </w:tabs>
         <w:ind w:left="5760" w:hanging="360"/>
       </w:pPr>
       <w:rPr>
-        <w:rFonts w:ascii="Courier New" w:hAnsi="Courier New" w:cs="Courier New" w:hint="default"/>
-      </w:rPr>
-    </w:lvl>
-    <w:lvl w:ilvl="8" w:tplc="040C0005" w:tentative="1">
+        <w:rFonts w:ascii="Wingdings" w:hAnsi="Wingdings" w:hint="default"/>
+        <w:sz w:val="20"/>
+      </w:rPr>
+    </w:lvl>
+    <w:lvl w:ilvl="8" w:tentative="1">
       <w:start w:val="1"/>
       <w:numFmt w:val="bullet"/>
       <w:lvlText w:val=""/>
       <w:lvlJc w:val="left"/>
       <w:pPr>
+        <w:tabs>
+          <w:tab w:val="num" w:pos="6480"/>
+        </w:tabs>
         <w:ind w:left="6480" w:hanging="360"/>
       </w:pPr>
       <w:rPr>
         <w:rFonts w:ascii="Wingdings" w:hAnsi="Wingdings" w:hint="default"/>
+        <w:sz w:val="20"/>
       </w:rPr>
     </w:lvl>
   </w:abstractNum>
   <w:abstractNum w:abstractNumId="1" w15:restartNumberingAfterBreak="0">
+    <w:nsid w:val="174D1227"/>
+    <w:multiLevelType w:val="hybridMultilevel"/>
+    <w:tmpl w:val="21565AE4"/>
+    <w:lvl w:ilvl="0" w:tplc="040C0001">
+      <w:start w:val="1"/>
+      <w:numFmt w:val="bullet"/>
+      <w:lvlText w:val=""/>
+      <w:lvlJc w:val="left"/>
+      <w:pPr>
+        <w:ind w:left="836" w:hanging="360"/>
+      </w:pPr>
+      <w:rPr>
+        <w:rFonts w:ascii="Symbol" w:hAnsi="Symbol" w:hint="default"/>
+      </w:rPr>
+    </w:lvl>
+    <w:lvl w:ilvl="1" w:tplc="040C0003" w:tentative="1">
+      <w:start w:val="1"/>
+      <w:numFmt w:val="bullet"/>
+      <w:lvlText w:val="o"/>
+      <w:lvlJc w:val="left"/>
+      <w:pPr>
+        <w:ind w:left="1556" w:hanging="360"/>
+      </w:pPr>
+      <w:rPr>
+        <w:rFonts w:ascii="Courier New" w:hAnsi="Courier New" w:cs="Courier New" w:hint="default"/>
+      </w:rPr>
+    </w:lvl>
+    <w:lvl w:ilvl="2" w:tplc="040C0005" w:tentative="1">
+      <w:start w:val="1"/>
+      <w:numFmt w:val="bullet"/>
+      <w:lvlText w:val=""/>
+      <w:lvlJc w:val="left"/>
+      <w:pPr>
+        <w:ind w:left="2276" w:hanging="360"/>
+      </w:pPr>
+      <w:rPr>
+        <w:rFonts w:ascii="Wingdings" w:hAnsi="Wingdings" w:hint="default"/>
+      </w:rPr>
+    </w:lvl>
+    <w:lvl w:ilvl="3" w:tplc="040C0001" w:tentative="1">
+      <w:start w:val="1"/>
+      <w:numFmt w:val="bullet"/>
+      <w:lvlText w:val=""/>
+      <w:lvlJc w:val="left"/>
+      <w:pPr>
+        <w:ind w:left="2996" w:hanging="360"/>
+      </w:pPr>
+      <w:rPr>
+        <w:rFonts w:ascii="Symbol" w:hAnsi="Symbol" w:hint="default"/>
+      </w:rPr>
+    </w:lvl>
+    <w:lvl w:ilvl="4" w:tplc="040C0003" w:tentative="1">
+      <w:start w:val="1"/>
+      <w:numFmt w:val="bullet"/>
+      <w:lvlText w:val="o"/>
+      <w:lvlJc w:val="left"/>
+      <w:pPr>
+        <w:ind w:left="3716" w:hanging="360"/>
+      </w:pPr>
+      <w:rPr>
+        <w:rFonts w:ascii="Courier New" w:hAnsi="Courier New" w:cs="Courier New" w:hint="default"/>
+      </w:rPr>
+    </w:lvl>
+    <w:lvl w:ilvl="5" w:tplc="040C0005" w:tentative="1">
+      <w:start w:val="1"/>
+      <w:numFmt w:val="bullet"/>
+      <w:lvlText w:val=""/>
+      <w:lvlJc w:val="left"/>
+      <w:pPr>
+        <w:ind w:left="4436" w:hanging="360"/>
+      </w:pPr>
+      <w:rPr>
+        <w:rFonts w:ascii="Wingdings" w:hAnsi="Wingdings" w:hint="default"/>
+      </w:rPr>
+    </w:lvl>
+    <w:lvl w:ilvl="6" w:tplc="040C0001" w:tentative="1">
+      <w:start w:val="1"/>
+      <w:numFmt w:val="bullet"/>
+      <w:lvlText w:val=""/>
+      <w:lvlJc w:val="left"/>
+      <w:pPr>
+        <w:ind w:left="5156" w:hanging="360"/>
+      </w:pPr>
+      <w:rPr>
+        <w:rFonts w:ascii="Symbol" w:hAnsi="Symbol" w:hint="default"/>
+      </w:rPr>
+    </w:lvl>
+    <w:lvl w:ilvl="7" w:tplc="040C0003" w:tentative="1">
+      <w:start w:val="1"/>
+      <w:numFmt w:val="bullet"/>
+      <w:lvlText w:val="o"/>
+      <w:lvlJc w:val="left"/>
+      <w:pPr>
+        <w:ind w:left="5876" w:hanging="360"/>
+      </w:pPr>
+      <w:rPr>
+        <w:rFonts w:ascii="Courier New" w:hAnsi="Courier New" w:cs="Courier New" w:hint="default"/>
+      </w:rPr>
+    </w:lvl>
+    <w:lvl w:ilvl="8" w:tplc="040C0005" w:tentative="1">
+      <w:start w:val="1"/>
+      <w:numFmt w:val="bullet"/>
+      <w:lvlText w:val=""/>
+      <w:lvlJc w:val="left"/>
+      <w:pPr>
+        <w:ind w:left="6596" w:hanging="360"/>
+      </w:pPr>
+      <w:rPr>
+        <w:rFonts w:ascii="Wingdings" w:hAnsi="Wingdings" w:hint="default"/>
+      </w:rPr>
+    </w:lvl>
+  </w:abstractNum>
+  <w:abstractNum w:abstractNumId="2" w15:restartNumberingAfterBreak="0">
+    <w:nsid w:val="2AB340DB"/>
+    <w:multiLevelType w:val="multilevel"/>
+    <w:tmpl w:val="DE4EF894"/>
+    <w:lvl w:ilvl="0">
+      <w:start w:val="1"/>
+      <w:numFmt w:val="bullet"/>
+      <w:lvlText w:val=""/>
+      <w:lvlJc w:val="left"/>
+      <w:pPr>
+        <w:tabs>
+          <w:tab w:val="num" w:pos="720"/>
+        </w:tabs>
+        <w:ind w:left="720" w:hanging="360"/>
+      </w:pPr>
+      <w:rPr>
+        <w:rFonts w:ascii="Symbol" w:hAnsi="Symbol" w:hint="default"/>
+        <w:sz w:val="20"/>
+      </w:rPr>
+    </w:lvl>
+    <w:lvl w:ilvl="1" w:tentative="1">
+      <w:start w:val="1"/>
+      <w:numFmt w:val="bullet"/>
+      <w:lvlText w:val="o"/>
+      <w:lvlJc w:val="left"/>
+      <w:pPr>
+        <w:tabs>
+          <w:tab w:val="num" w:pos="1440"/>
+        </w:tabs>
+        <w:ind w:left="1440" w:hanging="360"/>
+      </w:pPr>
+      <w:rPr>
+        <w:rFonts w:ascii="Courier New" w:hAnsi="Courier New" w:hint="default"/>
+        <w:sz w:val="20"/>
+      </w:rPr>
+    </w:lvl>
+    <w:lvl w:ilvl="2" w:tentative="1">
+      <w:start w:val="1"/>
+      <w:numFmt w:val="bullet"/>
+      <w:lvlText w:val=""/>
+      <w:lvlJc w:val="left"/>
+      <w:pPr>
+        <w:tabs>
+          <w:tab w:val="num" w:pos="2160"/>
+        </w:tabs>
+        <w:ind w:left="2160" w:hanging="360"/>
+      </w:pPr>
+      <w:rPr>
+        <w:rFonts w:ascii="Wingdings" w:hAnsi="Wingdings" w:hint="default"/>
+        <w:sz w:val="20"/>
+      </w:rPr>
+    </w:lvl>
+    <w:lvl w:ilvl="3" w:tentative="1">
+      <w:start w:val="1"/>
+      <w:numFmt w:val="bullet"/>
+      <w:lvlText w:val=""/>
+      <w:lvlJc w:val="left"/>
+      <w:pPr>
+        <w:tabs>
+          <w:tab w:val="num" w:pos="2880"/>
+        </w:tabs>
+        <w:ind w:left="2880" w:hanging="360"/>
+      </w:pPr>
+      <w:rPr>
+        <w:rFonts w:ascii="Wingdings" w:hAnsi="Wingdings" w:hint="default"/>
+        <w:sz w:val="20"/>
+      </w:rPr>
+    </w:lvl>
+    <w:lvl w:ilvl="4" w:tentative="1">
+      <w:start w:val="1"/>
+      <w:numFmt w:val="bullet"/>
+      <w:lvlText w:val=""/>
+      <w:lvlJc w:val="left"/>
+      <w:pPr>
+        <w:tabs>
+          <w:tab w:val="num" w:pos="3600"/>
+        </w:tabs>
+        <w:ind w:left="3600" w:hanging="360"/>
+      </w:pPr>
+      <w:rPr>
+        <w:rFonts w:ascii="Wingdings" w:hAnsi="Wingdings" w:hint="default"/>
+        <w:sz w:val="20"/>
+      </w:rPr>
+    </w:lvl>
+    <w:lvl w:ilvl="5" w:tentative="1">
+      <w:start w:val="1"/>
+      <w:numFmt w:val="bullet"/>
+      <w:lvlText w:val=""/>
+      <w:lvlJc w:val="left"/>
+      <w:pPr>
+        <w:tabs>
+          <w:tab w:val="num" w:pos="4320"/>
+        </w:tabs>
+        <w:ind w:left="4320" w:hanging="360"/>
+      </w:pPr>
+      <w:rPr>
+        <w:rFonts w:ascii="Wingdings" w:hAnsi="Wingdings" w:hint="default"/>
+        <w:sz w:val="20"/>
+      </w:rPr>
+    </w:lvl>
+    <w:lvl w:ilvl="6" w:tentative="1">
+      <w:start w:val="1"/>
+      <w:numFmt w:val="bullet"/>
+      <w:lvlText w:val=""/>
+      <w:lvlJc w:val="left"/>
+      <w:pPr>
+        <w:tabs>
+          <w:tab w:val="num" w:pos="5040"/>
+        </w:tabs>
+        <w:ind w:left="5040" w:hanging="360"/>
+      </w:pPr>
+      <w:rPr>
+        <w:rFonts w:ascii="Wingdings" w:hAnsi="Wingdings" w:hint="default"/>
+        <w:sz w:val="20"/>
+      </w:rPr>
+    </w:lvl>
+    <w:lvl w:ilvl="7" w:tentative="1">
+      <w:start w:val="1"/>
+      <w:numFmt w:val="bullet"/>
+      <w:lvlText w:val=""/>
+      <w:lvlJc w:val="left"/>
+      <w:pPr>
+        <w:tabs>
+          <w:tab w:val="num" w:pos="5760"/>
+        </w:tabs>
+        <w:ind w:left="5760" w:hanging="360"/>
+      </w:pPr>
+      <w:rPr>
+        <w:rFonts w:ascii="Wingdings" w:hAnsi="Wingdings" w:hint="default"/>
+        <w:sz w:val="20"/>
+      </w:rPr>
+    </w:lvl>
+    <w:lvl w:ilvl="8" w:tentative="1">
+      <w:start w:val="1"/>
+      <w:numFmt w:val="bullet"/>
+      <w:lvlText w:val=""/>
+      <w:lvlJc w:val="left"/>
+      <w:pPr>
+        <w:tabs>
+          <w:tab w:val="num" w:pos="6480"/>
+        </w:tabs>
+        <w:ind w:left="6480" w:hanging="360"/>
+      </w:pPr>
+      <w:rPr>
+        <w:rFonts w:ascii="Wingdings" w:hAnsi="Wingdings" w:hint="default"/>
+        <w:sz w:val="20"/>
+      </w:rPr>
+    </w:lvl>
+  </w:abstractNum>
+  <w:abstractNum w:abstractNumId="3" w15:restartNumberingAfterBreak="0">
     <w:nsid w:val="379A5463"/>
     <w:multiLevelType w:val="hybridMultilevel"/>
-    <w:tmpl w:val="2CECA1A0"/>
+    <w:tmpl w:val="7C3A2788"/>
     <w:lvl w:ilvl="0" w:tplc="040C0001">
       <w:start w:val="1"/>
       <w:numFmt w:val="bullet"/>
@@ -4086,7 +3645,7 @@
       </w:rPr>
     </w:lvl>
   </w:abstractNum>
-  <w:abstractNum w:abstractNumId="2" w15:restartNumberingAfterBreak="0">
+  <w:abstractNum w:abstractNumId="4" w15:restartNumberingAfterBreak="0">
     <w:nsid w:val="4ACB0128"/>
     <w:multiLevelType w:val="hybridMultilevel"/>
     <w:tmpl w:val="D66C9F22"/>
@@ -4199,7 +3758,7 @@
       </w:rPr>
     </w:lvl>
   </w:abstractNum>
-  <w:abstractNum w:abstractNumId="3" w15:restartNumberingAfterBreak="0">
+  <w:abstractNum w:abstractNumId="5" w15:restartNumberingAfterBreak="0">
     <w:nsid w:val="4F5F42DB"/>
     <w:multiLevelType w:val="hybridMultilevel"/>
     <w:tmpl w:val="035C42BE"/>
@@ -4312,7 +3871,7 @@
       </w:rPr>
     </w:lvl>
   </w:abstractNum>
-  <w:abstractNum w:abstractNumId="4" w15:restartNumberingAfterBreak="0">
+  <w:abstractNum w:abstractNumId="6" w15:restartNumberingAfterBreak="0">
     <w:nsid w:val="6A0B6F6C"/>
     <w:multiLevelType w:val="hybridMultilevel"/>
     <w:tmpl w:val="90E87978"/>
@@ -4425,10 +3984,10 @@
       </w:rPr>
     </w:lvl>
   </w:abstractNum>
-  <w:abstractNum w:abstractNumId="5" w15:restartNumberingAfterBreak="0">
+  <w:abstractNum w:abstractNumId="7" w15:restartNumberingAfterBreak="0">
     <w:nsid w:val="7D8F2323"/>
     <w:multiLevelType w:val="hybridMultilevel"/>
-    <w:tmpl w:val="6C7E8C94"/>
+    <w:tmpl w:val="718EF582"/>
     <w:lvl w:ilvl="0" w:tplc="040C0001">
       <w:start w:val="1"/>
       <w:numFmt w:val="bullet"/>
@@ -4535,178 +4094,32 @@
       </w:pPr>
       <w:rPr>
         <w:rFonts w:ascii="Wingdings" w:hAnsi="Wingdings" w:hint="default"/>
-      </w:rPr>
-    </w:lvl>
-  </w:abstractNum>
-  <w:abstractNum w:abstractNumId="6" w15:restartNumberingAfterBreak="0">
-    <w:nsid w:val="7EED1C67"/>
-    <w:multiLevelType w:val="multilevel"/>
-    <w:tmpl w:val="8F485414"/>
-    <w:lvl w:ilvl="0">
-      <w:start w:val="1"/>
-      <w:numFmt w:val="bullet"/>
-      <w:lvlText w:val=""/>
-      <w:lvlJc w:val="left"/>
-      <w:pPr>
-        <w:tabs>
-          <w:tab w:val="num" w:pos="720"/>
-        </w:tabs>
-        <w:ind w:left="720" w:hanging="360"/>
-      </w:pPr>
-      <w:rPr>
-        <w:rFonts w:ascii="Symbol" w:hAnsi="Symbol" w:hint="default"/>
-        <w:sz w:val="20"/>
-      </w:rPr>
-    </w:lvl>
-    <w:lvl w:ilvl="1">
-      <w:start w:val="1"/>
-      <w:numFmt w:val="bullet"/>
-      <w:lvlText w:val="o"/>
-      <w:lvlJc w:val="left"/>
-      <w:pPr>
-        <w:tabs>
-          <w:tab w:val="num" w:pos="1440"/>
-        </w:tabs>
-        <w:ind w:left="1440" w:hanging="360"/>
-      </w:pPr>
-      <w:rPr>
-        <w:rFonts w:ascii="Courier New" w:hAnsi="Courier New" w:hint="default"/>
-        <w:sz w:val="20"/>
-      </w:rPr>
-    </w:lvl>
-    <w:lvl w:ilvl="2" w:tentative="1">
-      <w:start w:val="1"/>
-      <w:numFmt w:val="bullet"/>
-      <w:lvlText w:val=""/>
-      <w:lvlJc w:val="left"/>
-      <w:pPr>
-        <w:tabs>
-          <w:tab w:val="num" w:pos="2160"/>
-        </w:tabs>
-        <w:ind w:left="2160" w:hanging="360"/>
-      </w:pPr>
-      <w:rPr>
-        <w:rFonts w:ascii="Wingdings" w:hAnsi="Wingdings" w:hint="default"/>
-        <w:sz w:val="20"/>
-      </w:rPr>
-    </w:lvl>
-    <w:lvl w:ilvl="3" w:tentative="1">
-      <w:start w:val="1"/>
-      <w:numFmt w:val="bullet"/>
-      <w:lvlText w:val=""/>
-      <w:lvlJc w:val="left"/>
-      <w:pPr>
-        <w:tabs>
-          <w:tab w:val="num" w:pos="2880"/>
-        </w:tabs>
-        <w:ind w:left="2880" w:hanging="360"/>
-      </w:pPr>
-      <w:rPr>
-        <w:rFonts w:ascii="Wingdings" w:hAnsi="Wingdings" w:hint="default"/>
-        <w:sz w:val="20"/>
-      </w:rPr>
-    </w:lvl>
-    <w:lvl w:ilvl="4" w:tentative="1">
-      <w:start w:val="1"/>
-      <w:numFmt w:val="bullet"/>
-      <w:lvlText w:val=""/>
-      <w:lvlJc w:val="left"/>
-      <w:pPr>
-        <w:tabs>
-          <w:tab w:val="num" w:pos="3600"/>
-        </w:tabs>
-        <w:ind w:left="3600" w:hanging="360"/>
-      </w:pPr>
-      <w:rPr>
-        <w:rFonts w:ascii="Wingdings" w:hAnsi="Wingdings" w:hint="default"/>
-        <w:sz w:val="20"/>
-      </w:rPr>
-    </w:lvl>
-    <w:lvl w:ilvl="5" w:tentative="1">
-      <w:start w:val="1"/>
-      <w:numFmt w:val="bullet"/>
-      <w:lvlText w:val=""/>
-      <w:lvlJc w:val="left"/>
-      <w:pPr>
-        <w:tabs>
-          <w:tab w:val="num" w:pos="4320"/>
-        </w:tabs>
-        <w:ind w:left="4320" w:hanging="360"/>
-      </w:pPr>
-      <w:rPr>
-        <w:rFonts w:ascii="Wingdings" w:hAnsi="Wingdings" w:hint="default"/>
-        <w:sz w:val="20"/>
-      </w:rPr>
-    </w:lvl>
-    <w:lvl w:ilvl="6" w:tentative="1">
-      <w:start w:val="1"/>
-      <w:numFmt w:val="bullet"/>
-      <w:lvlText w:val=""/>
-      <w:lvlJc w:val="left"/>
-      <w:pPr>
-        <w:tabs>
-          <w:tab w:val="num" w:pos="5040"/>
-        </w:tabs>
-        <w:ind w:left="5040" w:hanging="360"/>
-      </w:pPr>
-      <w:rPr>
-        <w:rFonts w:ascii="Wingdings" w:hAnsi="Wingdings" w:hint="default"/>
-        <w:sz w:val="20"/>
-      </w:rPr>
-    </w:lvl>
-    <w:lvl w:ilvl="7" w:tentative="1">
-      <w:start w:val="1"/>
-      <w:numFmt w:val="bullet"/>
-      <w:lvlText w:val=""/>
-      <w:lvlJc w:val="left"/>
-      <w:pPr>
-        <w:tabs>
-          <w:tab w:val="num" w:pos="5760"/>
-        </w:tabs>
-        <w:ind w:left="5760" w:hanging="360"/>
-      </w:pPr>
-      <w:rPr>
-        <w:rFonts w:ascii="Wingdings" w:hAnsi="Wingdings" w:hint="default"/>
-        <w:sz w:val="20"/>
-      </w:rPr>
-    </w:lvl>
-    <w:lvl w:ilvl="8" w:tentative="1">
-      <w:start w:val="1"/>
-      <w:numFmt w:val="bullet"/>
-      <w:lvlText w:val=""/>
-      <w:lvlJc w:val="left"/>
-      <w:pPr>
-        <w:tabs>
-          <w:tab w:val="num" w:pos="6480"/>
-        </w:tabs>
-        <w:ind w:left="6480" w:hanging="360"/>
-      </w:pPr>
-      <w:rPr>
-        <w:rFonts w:ascii="Wingdings" w:hAnsi="Wingdings" w:hint="default"/>
-        <w:sz w:val="20"/>
       </w:rPr>
     </w:lvl>
   </w:abstractNum>
   <w:num w:numId="1" w16cid:durableId="1602715554">
+    <w:abstractNumId w:val="5"/>
+  </w:num>
+  <w:num w:numId="2" w16cid:durableId="264460755">
+    <w:abstractNumId w:val="4"/>
+  </w:num>
+  <w:num w:numId="3" w16cid:durableId="1961761824">
     <w:abstractNumId w:val="3"/>
   </w:num>
-  <w:num w:numId="2" w16cid:durableId="264460755">
+  <w:num w:numId="4" w16cid:durableId="865749923">
+    <w:abstractNumId w:val="7"/>
+  </w:num>
+  <w:num w:numId="5" w16cid:durableId="358430572">
+    <w:abstractNumId w:val="6"/>
+  </w:num>
+  <w:num w:numId="6" w16cid:durableId="89400832">
+    <w:abstractNumId w:val="0"/>
+  </w:num>
+  <w:num w:numId="7" w16cid:durableId="2037272808">
     <w:abstractNumId w:val="2"/>
   </w:num>
-  <w:num w:numId="3" w16cid:durableId="1961761824">
+  <w:num w:numId="8" w16cid:durableId="462890423">
     <w:abstractNumId w:val="1"/>
-  </w:num>
-  <w:num w:numId="4" w16cid:durableId="865749923">
-    <w:abstractNumId w:val="5"/>
-  </w:num>
-  <w:num w:numId="5" w16cid:durableId="358430572">
-    <w:abstractNumId w:val="4"/>
-  </w:num>
-  <w:num w:numId="6" w16cid:durableId="1850563497">
-    <w:abstractNumId w:val="6"/>
-  </w:num>
-  <w:num w:numId="7" w16cid:durableId="650328628">
-    <w:abstractNumId w:val="0"/>
   </w:num>
 </w:numbering>
 </file>
@@ -5119,6 +4532,7 @@
   <w:style w:type="paragraph" w:styleId="Titre1">
     <w:name w:val="heading 1"/>
     <w:basedOn w:val="Normal"/>
+    <w:link w:val="Titre1Car"/>
     <w:uiPriority w:val="9"/>
     <w:qFormat/>
     <w:pPr>
@@ -5150,10 +4564,32 @@
       <w:bCs/>
     </w:rPr>
   </w:style>
+  <w:style w:type="paragraph" w:styleId="Titre3">
+    <w:name w:val="heading 3"/>
+    <w:basedOn w:val="Normal"/>
+    <w:next w:val="Normal"/>
+    <w:link w:val="Titre3Car"/>
+    <w:uiPriority w:val="9"/>
+    <w:semiHidden/>
+    <w:unhideWhenUsed/>
+    <w:qFormat/>
+    <w:rsid w:val="00CC023F"/>
+    <w:pPr>
+      <w:keepNext/>
+      <w:keepLines/>
+      <w:spacing w:before="40"/>
+      <w:outlineLvl w:val="2"/>
+    </w:pPr>
+    <w:rPr>
+      <w:rFonts w:asciiTheme="majorHAnsi" w:eastAsiaTheme="majorEastAsia" w:hAnsiTheme="majorHAnsi" w:cstheme="majorBidi"/>
+      <w:color w:val="243F60" w:themeColor="accent1" w:themeShade="7F"/>
+      <w:sz w:val="24"/>
+      <w:szCs w:val="24"/>
+    </w:rPr>
+  </w:style>
   <w:style w:type="character" w:default="1" w:styleId="Policepardfaut">
     <w:name w:val="Default Paragraph Font"/>
     <w:uiPriority w:val="1"/>
-    <w:semiHidden/>
     <w:unhideWhenUsed/>
   </w:style>
   <w:style w:type="table" w:default="1" w:styleId="TableauNormal">
@@ -5316,35 +4752,34 @@
       <w:lang w:val="fr-FR"/>
     </w:rPr>
   </w:style>
-  <w:style w:type="paragraph" w:styleId="NormalWeb">
-    <w:name w:val="Normal (Web)"/>
-    <w:basedOn w:val="Normal"/>
-    <w:uiPriority w:val="99"/>
-    <w:unhideWhenUsed/>
-    <w:rsid w:val="009066E1"/>
-    <w:pPr>
-      <w:widowControl/>
-      <w:autoSpaceDE/>
-      <w:autoSpaceDN/>
-      <w:spacing w:before="100" w:beforeAutospacing="1" w:after="100" w:afterAutospacing="1"/>
-    </w:pPr>
+  <w:style w:type="character" w:customStyle="1" w:styleId="Titre3Car">
+    <w:name w:val="Titre 3 Car"/>
+    <w:basedOn w:val="Policepardfaut"/>
+    <w:link w:val="Titre3"/>
+    <w:uiPriority w:val="9"/>
+    <w:semiHidden/>
+    <w:rsid w:val="00CC023F"/>
     <w:rPr>
-      <w:rFonts w:ascii="Times New Roman" w:eastAsia="Times New Roman" w:hAnsi="Times New Roman" w:cs="Times New Roman"/>
+      <w:rFonts w:asciiTheme="majorHAnsi" w:eastAsiaTheme="majorEastAsia" w:hAnsiTheme="majorHAnsi" w:cstheme="majorBidi"/>
+      <w:color w:val="243F60" w:themeColor="accent1" w:themeShade="7F"/>
       <w:sz w:val="24"/>
       <w:szCs w:val="24"/>
-      <w:lang w:eastAsia="fr-FR"/>
+      <w:lang w:val="fr-FR"/>
     </w:rPr>
   </w:style>
-  <w:style w:type="character" w:styleId="Lienhypertextesuivivisit">
-    <w:name w:val="FollowedHyperlink"/>
+  <w:style w:type="character" w:customStyle="1" w:styleId="Titre1Car">
+    <w:name w:val="Titre 1 Car"/>
     <w:basedOn w:val="Policepardfaut"/>
-    <w:uiPriority w:val="99"/>
-    <w:semiHidden/>
-    <w:unhideWhenUsed/>
-    <w:rsid w:val="00591A8E"/>
+    <w:link w:val="Titre1"/>
+    <w:uiPriority w:val="9"/>
+    <w:rsid w:val="00290CD0"/>
     <w:rPr>
-      <w:color w:val="800080" w:themeColor="followedHyperlink"/>
-      <w:u w:val="single"/>
+      <w:rFonts w:ascii="Trebuchet MS" w:eastAsia="Trebuchet MS" w:hAnsi="Trebuchet MS" w:cs="Trebuchet MS"/>
+      <w:b/>
+      <w:bCs/>
+      <w:sz w:val="24"/>
+      <w:szCs w:val="24"/>
+      <w:lang w:val="fr-FR"/>
     </w:rPr>
   </w:style>
 </w:styles>
